--- a/klagomål/A 4421-2026 FSC-klagomål.docx
+++ b/klagomål/A 4421-2026 FSC-klagomål.docx
@@ -691,7 +691,7 @@
     <w:r>
       <w:tab/>
       <w:tab/>
-      <w:t>2026-01-24</w:t>
+      <w:t>2026-01-25</w:t>
       <w:br/>
       <w:br/>
     </w:r>

--- a/klagomål/A 4421-2026 FSC-klagomål.docx
+++ b/klagomål/A 4421-2026 FSC-klagomål.docx
@@ -691,7 +691,7 @@
     <w:r>
       <w:tab/>
       <w:tab/>
-      <w:t>2026-01-25</w:t>
+      <w:t>2026-01-26</w:t>
       <w:br/>
       <w:br/>
     </w:r>

--- a/klagomål/A 4421-2026 FSC-klagomål.docx
+++ b/klagomål/A 4421-2026 FSC-klagomål.docx
@@ -691,7 +691,7 @@
     <w:r>
       <w:tab/>
       <w:tab/>
-      <w:t>2026-01-26</w:t>
+      <w:t>2026-01-27</w:t>
       <w:br/>
       <w:br/>
     </w:r>

--- a/klagomål/A 4421-2026 FSC-klagomål.docx
+++ b/klagomål/A 4421-2026 FSC-klagomål.docx
@@ -691,7 +691,7 @@
     <w:r>
       <w:tab/>
       <w:tab/>
-      <w:t>2026-01-27</w:t>
+      <w:t>2026-01-28</w:t>
       <w:br/>
       <w:br/>
     </w:r>

--- a/klagomål/A 4421-2026 FSC-klagomål.docx
+++ b/klagomål/A 4421-2026 FSC-klagomål.docx
@@ -112,7 +112,7 @@
         <w:pStyle w:val="ListBullet"/>
       </w:pPr>
       <w:r>
-        <w:t>Om ett ombud (tex Norra skog eller Mellanskog) avverkningsanmäler en skog med naturvärden motsvarande nyckelbiotops kvalité men markägaren inte är FSC certifierad, bör du skicka in ett FSC kontrollerat virke klagomål. Då ska klagomålet skickas till ombudsföretaget.</w:t>
+        <w:t>Om ett ombud (tex Norra skog eller Mellanskog) avverkningsanmäler en skog med naturvärden motsvarande nyckelbiotops kvalitet men markägaren inte är FSC certifierad, bör du skicka in ett FSC kontrollerat virke klagomål. Då ska klagomålet skickas till ombudsföretaget.</w:t>
       </w:r>
     </w:p>
     <w:p>
@@ -254,7 +254,25 @@
         <w:t>Rosenticka (NT)</w:t>
       </w:r>
       <w:r>
-        <w:t>, rödlistad som nära hotad, ingår i en karaktäristisk association av vedsvampar som växer på gamla, grova granlågor i urskogsartade barrskogar. Den är placerad i toppen av Skogsstyrelsens värdepyramid för bedömning av skog med höga naturvärden och indikerar ett granskogsekosystem med långvarig kontinuitet av grova lågor. Artens beroende av grova granlågor innebär att alla skogsskötselåtgärder på eller i omedelbar närhet av lokalerna utgör ett hot på lång sikt. Det är angeläget att populationerna inte ytterligare glesas ut och ett tillräckligt antal områden där arten nu finns måste sparas för framtiden (Nitare &amp; Skogsstyrelsen, 2019; SLU Artdatabanken, 2024).</w:t>
+        <w:t xml:space="preserve">, rödlistad som nära hotad, ingår i en karaktäristisk association av vedsvampar som växer på gamla, grova granlågor i urskogsartade barrskogar. Den är placerad i toppen av Skogsstyrelsens värdepyramid för bedömning av skog med höga naturvärden och indikerar ett granskogsekosystem med långvarig kontinuitet av grova lågor. Artens beroende av grova granlågor innebär att alla skogsskötselåtgärder på eller i omedelbar närhet av lokalerna utgör ett hot på lång sikt. Det är angeläget att populationerna inte ytterligare glesas ut och ett tillräckligt antal områden där arten nu finns måste sparas för framtiden. Rosenticka är typisk art för </w:t>
+      </w:r>
+      <w:r>
+        <w:rPr>
+          <w:i/>
+        </w:rPr>
+        <w:t xml:space="preserve">9010 Taiga </w:t>
+      </w:r>
+      <w:r>
+        <w:t xml:space="preserve">och </w:t>
+      </w:r>
+      <w:r>
+        <w:rPr>
+          <w:i/>
+        </w:rPr>
+        <w:t>9050 Näringsrik granskog</w:t>
+      </w:r>
+      <w:r>
+        <w:t xml:space="preserve"> (Nitare &amp; Skogsstyrelsen, 2019; SLU Artdatabanken, 2024).</w:t>
       </w:r>
     </w:p>
     <w:p>
@@ -265,7 +283,25 @@
         <w:t>Ullticka (NT)</w:t>
       </w:r>
       <w:r>
-        <w:t xml:space="preserve"> är knuten till restbestånd av barrnaturskog och förekommer med ett tydligt optimum i orörda eller måttligt påverkade gamla granskogar där det föreligger viss kontinuitet av grov död ved. Ullticka är en bra signalart inom hela sitt utbredningsområde och i södra Sverige är den sällsynt och en god signalart för skyddsvärda granskogsmiljöer. Den hotas av avverkning och fragmentering av naturskog och äldre granskog med lång trädkontinuitet. På ullticka kan ibland ulltickeporing (VU) påträffas - det är en sällsynt ticka som nyligen delats upp i tre olika arter: </w:t>
+        <w:t xml:space="preserve"> är knuten till restbestånd av barrnaturskog och förekommer med ett tydligt optimum i orörda eller måttligt påverkade gamla granskogar där det föreligger viss kontinuitet av grov död ved. Ullticka är en bra signalart inom hela sitt utbredningsområde och i södra Sverige är den sällsynt och en god signalart för skyddsvärda granskogsmiljöer. Den hotas av avverkning och fragmentering av naturskog och äldre granskog med lång trädkontinuitet. Ullticka är typisk art för </w:t>
+      </w:r>
+      <w:r>
+        <w:rPr>
+          <w:i/>
+        </w:rPr>
+        <w:t xml:space="preserve">9010 Taiga, 9050 Näringsrik granskog </w:t>
+      </w:r>
+      <w:r>
+        <w:t xml:space="preserve">och </w:t>
+      </w:r>
+      <w:r>
+        <w:rPr>
+          <w:i/>
+        </w:rPr>
+        <w:t>9030 Landhöjningsskog</w:t>
+      </w:r>
+      <w:r>
+        <w:t xml:space="preserve">. På ullticka kan ibland ulltickeporing (VU) påträffas - det är en sällsynt ticka som nyligen delats upp i tre olika arter: </w:t>
       </w:r>
       <w:r>
         <w:rPr>
@@ -691,7 +727,7 @@
     <w:r>
       <w:tab/>
       <w:tab/>
-      <w:t>2026-01-28</w:t>
+      <w:t>2026-01-29</w:t>
       <w:br/>
       <w:br/>
     </w:r>

--- a/klagomål/A 4421-2026 FSC-klagomål.docx
+++ b/klagomål/A 4421-2026 FSC-klagomål.docx
@@ -727,7 +727,7 @@
     <w:r>
       <w:tab/>
       <w:tab/>
-      <w:t>2026-01-29</w:t>
+      <w:t>2026-01-30</w:t>
       <w:br/>
       <w:br/>
     </w:r>

--- a/klagomål/A 4421-2026 FSC-klagomål.docx
+++ b/klagomål/A 4421-2026 FSC-klagomål.docx
@@ -727,7 +727,7 @@
     <w:r>
       <w:tab/>
       <w:tab/>
-      <w:t>2026-01-30</w:t>
+      <w:t>2026-01-31</w:t>
       <w:br/>
       <w:br/>
     </w:r>

--- a/klagomål/A 4421-2026 FSC-klagomål.docx
+++ b/klagomål/A 4421-2026 FSC-klagomål.docx
@@ -727,7 +727,7 @@
     <w:r>
       <w:tab/>
       <w:tab/>
-      <w:t>2026-03-13</w:t>
+      <w:t>2026-03-16</w:t>
       <w:br/>
       <w:br/>
     </w:r>

--- a/klagomål/A 4421-2026 FSC-klagomål.docx
+++ b/klagomål/A 4421-2026 FSC-klagomål.docx
@@ -727,7 +727,7 @@
     <w:r>
       <w:tab/>
       <w:tab/>
-      <w:t>2026-03-16</w:t>
+      <w:t>2026-03-17</w:t>
       <w:br/>
       <w:br/>
     </w:r>

--- a/klagomål/A 4421-2026 FSC-klagomål.docx
+++ b/klagomål/A 4421-2026 FSC-klagomål.docx
@@ -727,7 +727,7 @@
     <w:r>
       <w:tab/>
       <w:tab/>
-      <w:t>2026-03-17</w:t>
+      <w:t>2026-03-18</w:t>
       <w:br/>
       <w:br/>
     </w:r>

--- a/klagomål/A 4421-2026 FSC-klagomål.docx
+++ b/klagomål/A 4421-2026 FSC-klagomål.docx
@@ -727,7 +727,7 @@
     <w:r>
       <w:tab/>
       <w:tab/>
-      <w:t>2026-03-18</w:t>
+      <w:t>2026-03-19</w:t>
       <w:br/>
       <w:br/>
     </w:r>

--- a/klagomål/A 4421-2026 FSC-klagomål.docx
+++ b/klagomål/A 4421-2026 FSC-klagomål.docx
@@ -727,7 +727,7 @@
     <w:r>
       <w:tab/>
       <w:tab/>
-      <w:t>2026-03-19</w:t>
+      <w:t>2026-03-20</w:t>
       <w:br/>
       <w:br/>
     </w:r>

--- a/klagomål/A 4421-2026 FSC-klagomål.docx
+++ b/klagomål/A 4421-2026 FSC-klagomål.docx
@@ -727,7 +727,7 @@
     <w:r>
       <w:tab/>
       <w:tab/>
-      <w:t>2026-03-20</w:t>
+      <w:t>2026-03-21</w:t>
       <w:br/>
       <w:br/>
     </w:r>

--- a/klagomål/A 4421-2026 FSC-klagomål.docx
+++ b/klagomål/A 4421-2026 FSC-klagomål.docx
@@ -727,7 +727,7 @@
     <w:r>
       <w:tab/>
       <w:tab/>
-      <w:t>2026-03-21</w:t>
+      <w:t>2026-03-22</w:t>
       <w:br/>
       <w:br/>
     </w:r>

--- a/klagomål/A 4421-2026 FSC-klagomål.docx
+++ b/klagomål/A 4421-2026 FSC-klagomål.docx
@@ -727,7 +727,7 @@
     <w:r>
       <w:tab/>
       <w:tab/>
-      <w:t>2026-03-22</w:t>
+      <w:t>2026-03-23</w:t>
       <w:br/>
       <w:br/>
     </w:r>

--- a/klagomål/A 4421-2026 FSC-klagomål.docx
+++ b/klagomål/A 4421-2026 FSC-klagomål.docx
@@ -727,7 +727,7 @@
     <w:r>
       <w:tab/>
       <w:tab/>
-      <w:t>2026-03-23</w:t>
+      <w:t>2026-03-24</w:t>
       <w:br/>
       <w:br/>
     </w:r>

--- a/klagomål/A 4421-2026 FSC-klagomål.docx
+++ b/klagomål/A 4421-2026 FSC-klagomål.docx
@@ -727,7 +727,7 @@
     <w:r>
       <w:tab/>
       <w:tab/>
-      <w:t>2026-03-24</w:t>
+      <w:t>2026-03-25</w:t>
       <w:br/>
       <w:br/>
     </w:r>

--- a/klagomål/A 4421-2026 FSC-klagomål.docx
+++ b/klagomål/A 4421-2026 FSC-klagomål.docx
@@ -727,7 +727,7 @@
     <w:r>
       <w:tab/>
       <w:tab/>
-      <w:t>2026-03-25</w:t>
+      <w:t>2026-03-26</w:t>
       <w:br/>
       <w:br/>
     </w:r>

--- a/klagomål/A 4421-2026 FSC-klagomål.docx
+++ b/klagomål/A 4421-2026 FSC-klagomål.docx
@@ -727,7 +727,7 @@
     <w:r>
       <w:tab/>
       <w:tab/>
-      <w:t>2026-03-26</w:t>
+      <w:t>2026-03-27</w:t>
       <w:br/>
       <w:br/>
     </w:r>

--- a/klagomål/A 4421-2026 FSC-klagomål.docx
+++ b/klagomål/A 4421-2026 FSC-klagomål.docx
@@ -727,7 +727,7 @@
     <w:r>
       <w:tab/>
       <w:tab/>
-      <w:t>2026-03-27</w:t>
+      <w:t>2026-03-28</w:t>
       <w:br/>
       <w:br/>
     </w:r>

--- a/klagomål/A 4421-2026 FSC-klagomål.docx
+++ b/klagomål/A 4421-2026 FSC-klagomål.docx
@@ -727,7 +727,7 @@
     <w:r>
       <w:tab/>
       <w:tab/>
-      <w:t>2026-03-28</w:t>
+      <w:t>2026-03-29</w:t>
       <w:br/>
       <w:br/>
     </w:r>

--- a/klagomål/A 4421-2026 FSC-klagomål.docx
+++ b/klagomål/A 4421-2026 FSC-klagomål.docx
@@ -727,7 +727,7 @@
     <w:r>
       <w:tab/>
       <w:tab/>
-      <w:t>2026-03-29</w:t>
+      <w:t>2026-03-30</w:t>
       <w:br/>
       <w:br/>
     </w:r>

--- a/klagomål/A 4421-2026 FSC-klagomål.docx
+++ b/klagomål/A 4421-2026 FSC-klagomål.docx
@@ -727,7 +727,7 @@
     <w:r>
       <w:tab/>
       <w:tab/>
-      <w:t>2026-03-30</w:t>
+      <w:t>2026-03-31</w:t>
       <w:br/>
       <w:br/>
     </w:r>

--- a/klagomål/A 4421-2026 FSC-klagomål.docx
+++ b/klagomål/A 4421-2026 FSC-klagomål.docx
@@ -727,7 +727,7 @@
     <w:r>
       <w:tab/>
       <w:tab/>
-      <w:t>2026-03-31</w:t>
+      <w:t>2026-04-01</w:t>
       <w:br/>
       <w:br/>
     </w:r>

--- a/klagomål/A 4421-2026 FSC-klagomål.docx
+++ b/klagomål/A 4421-2026 FSC-klagomål.docx
@@ -727,7 +727,7 @@
     <w:r>
       <w:tab/>
       <w:tab/>
-      <w:t>2026-04-01</w:t>
+      <w:t>2026-04-02</w:t>
       <w:br/>
       <w:br/>
     </w:r>

--- a/klagomål/A 4421-2026 FSC-klagomål.docx
+++ b/klagomål/A 4421-2026 FSC-klagomål.docx
@@ -727,7 +727,7 @@
     <w:r>
       <w:tab/>
       <w:tab/>
-      <w:t>2026-04-02</w:t>
+      <w:t>2026-04-03</w:t>
       <w:br/>
       <w:br/>
     </w:r>

--- a/klagomål/A 4421-2026 FSC-klagomål.docx
+++ b/klagomål/A 4421-2026 FSC-klagomål.docx
@@ -727,7 +727,7 @@
     <w:r>
       <w:tab/>
       <w:tab/>
-      <w:t>2026-04-03</w:t>
+      <w:t>2026-04-04</w:t>
       <w:br/>
       <w:br/>
     </w:r>

--- a/klagomål/A 4421-2026 FSC-klagomål.docx
+++ b/klagomål/A 4421-2026 FSC-klagomål.docx
@@ -727,7 +727,7 @@
     <w:r>
       <w:tab/>
       <w:tab/>
-      <w:t>2026-04-04</w:t>
+      <w:t>2026-04-05</w:t>
       <w:br/>
       <w:br/>
     </w:r>

--- a/klagomål/A 4421-2026 FSC-klagomål.docx
+++ b/klagomål/A 4421-2026 FSC-klagomål.docx
@@ -736,7 +736,7 @@
     <w:r>
       <w:tab/>
       <w:tab/>
-      <w:t>2026-04-14</w:t>
+      <w:t>2026-04-15</w:t>
       <w:br/>
       <w:br/>
     </w:r>

--- a/klagomål/A 4421-2026 FSC-klagomål.docx
+++ b/klagomål/A 4421-2026 FSC-klagomål.docx
@@ -736,7 +736,7 @@
     <w:r>
       <w:tab/>
       <w:tab/>
-      <w:t>2026-04-15</w:t>
+      <w:t>2026-04-16</w:t>
       <w:br/>
       <w:br/>
     </w:r>

--- a/klagomål/A 4421-2026 FSC-klagomål.docx
+++ b/klagomål/A 4421-2026 FSC-klagomål.docx
@@ -736,7 +736,7 @@
     <w:r>
       <w:tab/>
       <w:tab/>
-      <w:t>2026-04-16</w:t>
+      <w:t>2026-04-17</w:t>
       <w:br/>
       <w:br/>
     </w:r>

--- a/klagomål/A 4421-2026 FSC-klagomål.docx
+++ b/klagomål/A 4421-2026 FSC-klagomål.docx
@@ -736,7 +736,7 @@
     <w:r>
       <w:tab/>
       <w:tab/>
-      <w:t>2026-04-17</w:t>
+      <w:t>2026-04-18</w:t>
       <w:br/>
       <w:br/>
     </w:r>

--- a/klagomål/A 4421-2026 FSC-klagomål.docx
+++ b/klagomål/A 4421-2026 FSC-klagomål.docx
@@ -736,7 +736,7 @@
     <w:r>
       <w:tab/>
       <w:tab/>
-      <w:t>2026-04-18</w:t>
+      <w:t>2026-04-19</w:t>
       <w:br/>
       <w:br/>
     </w:r>

--- a/klagomål/A 4421-2026 FSC-klagomål.docx
+++ b/klagomål/A 4421-2026 FSC-klagomål.docx
@@ -736,7 +736,7 @@
     <w:r>
       <w:tab/>
       <w:tab/>
-      <w:t>2026-04-19</w:t>
+      <w:t>2026-04-20</w:t>
       <w:br/>
       <w:br/>
     </w:r>

--- a/klagomål/A 4421-2026 FSC-klagomål.docx
+++ b/klagomål/A 4421-2026 FSC-klagomål.docx
@@ -736,7 +736,7 @@
     <w:r>
       <w:tab/>
       <w:tab/>
-      <w:t>2026-04-20</w:t>
+      <w:t>2026-04-21</w:t>
       <w:br/>
       <w:br/>
     </w:r>

--- a/klagomål/A 4421-2026 FSC-klagomål.docx
+++ b/klagomål/A 4421-2026 FSC-klagomål.docx
@@ -736,7 +736,7 @@
     <w:r>
       <w:tab/>
       <w:tab/>
-      <w:t>2026-04-21</w:t>
+      <w:t>2026-04-22</w:t>
       <w:br/>
       <w:br/>
     </w:r>

--- a/klagomål/A 4421-2026 FSC-klagomål.docx
+++ b/klagomål/A 4421-2026 FSC-klagomål.docx
@@ -736,7 +736,7 @@
     <w:r>
       <w:tab/>
       <w:tab/>
-      <w:t>2026-04-22</w:t>
+      <w:t>2026-04-23</w:t>
       <w:br/>
       <w:br/>
     </w:r>

--- a/klagomål/A 4421-2026 FSC-klagomål.docx
+++ b/klagomål/A 4421-2026 FSC-klagomål.docx
@@ -736,7 +736,7 @@
     <w:r>
       <w:tab/>
       <w:tab/>
-      <w:t>2026-04-23</w:t>
+      <w:t>2026-04-24</w:t>
       <w:br/>
       <w:br/>
     </w:r>

--- a/klagomål/A 4421-2026 FSC-klagomål.docx
+++ b/klagomål/A 4421-2026 FSC-klagomål.docx
@@ -736,7 +736,7 @@
     <w:r>
       <w:tab/>
       <w:tab/>
-      <w:t>2026-04-24</w:t>
+      <w:t>2026-04-25</w:t>
       <w:br/>
       <w:br/>
     </w:r>

--- a/klagomål/A 4421-2026 FSC-klagomål.docx
+++ b/klagomål/A 4421-2026 FSC-klagomål.docx
@@ -736,7 +736,7 @@
     <w:r>
       <w:tab/>
       <w:tab/>
-      <w:t>2026-04-25</w:t>
+      <w:t>2026-04-26</w:t>
       <w:br/>
       <w:br/>
     </w:r>

--- a/klagomål/A 4421-2026 FSC-klagomål.docx
+++ b/klagomål/A 4421-2026 FSC-klagomål.docx
@@ -736,7 +736,7 @@
     <w:r>
       <w:tab/>
       <w:tab/>
-      <w:t>2026-04-26</w:t>
+      <w:t>2026-04-27</w:t>
       <w:br/>
       <w:br/>
     </w:r>

--- a/klagomål/A 4421-2026 FSC-klagomål.docx
+++ b/klagomål/A 4421-2026 FSC-klagomål.docx
@@ -736,7 +736,7 @@
     <w:r>
       <w:tab/>
       <w:tab/>
-      <w:t>2026-05-16</w:t>
+      <w:t>2026-05-17</w:t>
       <w:br/>
       <w:br/>
     </w:r>

--- a/klagomål/A 4421-2026 FSC-klagomål.docx
+++ b/klagomål/A 4421-2026 FSC-klagomål.docx
@@ -736,7 +736,7 @@
     <w:r>
       <w:tab/>
       <w:tab/>
-      <w:t>2026-05-17</w:t>
+      <w:t>2026-05-18</w:t>
       <w:br/>
       <w:br/>
     </w:r>

--- a/klagomål/A 4421-2026 FSC-klagomål.docx
+++ b/klagomål/A 4421-2026 FSC-klagomål.docx
@@ -736,7 +736,7 @@
     <w:r>
       <w:tab/>
       <w:tab/>
-      <w:t>2026-05-18</w:t>
+      <w:t>2026-05-19</w:t>
       <w:br/>
       <w:br/>
     </w:r>

--- a/klagomål/A 4421-2026 FSC-klagomål.docx
+++ b/klagomål/A 4421-2026 FSC-klagomål.docx
@@ -736,7 +736,7 @@
     <w:r>
       <w:tab/>
       <w:tab/>
-      <w:t>2026-05-19</w:t>
+      <w:t>2026-05-20</w:t>
       <w:br/>
       <w:br/>
     </w:r>

--- a/klagomål/A 4421-2026 FSC-klagomål.docx
+++ b/klagomål/A 4421-2026 FSC-klagomål.docx
@@ -736,7 +736,7 @@
     <w:r>
       <w:tab/>
       <w:tab/>
-      <w:t>2026-05-20</w:t>
+      <w:t>2026-05-21</w:t>
       <w:br/>
       <w:br/>
     </w:r>

--- a/klagomål/A 4421-2026 FSC-klagomål.docx
+++ b/klagomål/A 4421-2026 FSC-klagomål.docx
@@ -736,7 +736,7 @@
     <w:r>
       <w:tab/>
       <w:tab/>
-      <w:t>2026-05-21</w:t>
+      <w:t>2026-05-22</w:t>
       <w:br/>
       <w:br/>
     </w:r>

--- a/klagomål/A 4421-2026 FSC-klagomål.docx
+++ b/klagomål/A 4421-2026 FSC-klagomål.docx
@@ -736,7 +736,7 @@
     <w:r>
       <w:tab/>
       <w:tab/>
-      <w:t>2026-05-22</w:t>
+      <w:t>2026-05-23</w:t>
       <w:br/>
       <w:br/>
     </w:r>

--- a/klagomål/A 4421-2026 FSC-klagomål.docx
+++ b/klagomål/A 4421-2026 FSC-klagomål.docx
@@ -736,7 +736,7 @@
     <w:r>
       <w:tab/>
       <w:tab/>
-      <w:t>2026-05-23</w:t>
+      <w:t>2026-05-24</w:t>
       <w:br/>
       <w:br/>
     </w:r>

--- a/klagomål/A 4421-2026 FSC-klagomål.docx
+++ b/klagomål/A 4421-2026 FSC-klagomål.docx
@@ -736,7 +736,7 @@
     <w:r>
       <w:tab/>
       <w:tab/>
-      <w:t>2026-05-24</w:t>
+      <w:t>2026-05-25</w:t>
       <w:br/>
       <w:br/>
     </w:r>

--- a/klagomål/A 4421-2026 FSC-klagomål.docx
+++ b/klagomål/A 4421-2026 FSC-klagomål.docx
@@ -736,7 +736,7 @@
     <w:r>
       <w:tab/>
       <w:tab/>
-      <w:t>2026-05-25</w:t>
+      <w:t>2026-05-26</w:t>
       <w:br/>
       <w:br/>
     </w:r>

--- a/klagomål/A 4421-2026 FSC-klagomål.docx
+++ b/klagomål/A 4421-2026 FSC-klagomål.docx
@@ -736,7 +736,7 @@
     <w:r>
       <w:tab/>
       <w:tab/>
-      <w:t>2026-05-26</w:t>
+      <w:t>2026-05-27</w:t>
       <w:br/>
       <w:br/>
     </w:r>

--- a/klagomål/A 4421-2026 FSC-klagomål.docx
+++ b/klagomål/A 4421-2026 FSC-klagomål.docx
@@ -736,7 +736,7 @@
     <w:r>
       <w:tab/>
       <w:tab/>
-      <w:t>2026-05-27</w:t>
+      <w:t>2026-05-28</w:t>
       <w:br/>
       <w:br/>
     </w:r>

--- a/klagomål/A 4421-2026 FSC-klagomål.docx
+++ b/klagomål/A 4421-2026 FSC-klagomål.docx
@@ -736,7 +736,7 @@
     <w:r>
       <w:tab/>
       <w:tab/>
-      <w:t>2026-05-28</w:t>
+      <w:t>2026-05-29</w:t>
       <w:br/>
       <w:br/>
     </w:r>

--- a/klagomål/A 4421-2026 FSC-klagomål.docx
+++ b/klagomål/A 4421-2026 FSC-klagomål.docx
@@ -736,7 +736,7 @@
     <w:r>
       <w:tab/>
       <w:tab/>
-      <w:t>2026-05-29</w:t>
+      <w:t>2026-05-30</w:t>
       <w:br/>
       <w:br/>
     </w:r>

--- a/klagomål/A 4421-2026 FSC-klagomål.docx
+++ b/klagomål/A 4421-2026 FSC-klagomål.docx
@@ -736,7 +736,7 @@
     <w:r>
       <w:tab/>
       <w:tab/>
-      <w:t>2026-05-30</w:t>
+      <w:t>2026-05-31</w:t>
       <w:br/>
       <w:br/>
     </w:r>

--- a/klagomål/A 4421-2026 FSC-klagomål.docx
+++ b/klagomål/A 4421-2026 FSC-klagomål.docx
@@ -736,7 +736,7 @@
     <w:r>
       <w:tab/>
       <w:tab/>
-      <w:t>2026-05-31</w:t>
+      <w:t>2026-06-01</w:t>
       <w:br/>
       <w:br/>
     </w:r>

--- a/klagomål/A 4421-2026 FSC-klagomål.docx
+++ b/klagomål/A 4421-2026 FSC-klagomål.docx
@@ -736,7 +736,7 @@
     <w:r>
       <w:tab/>
       <w:tab/>
-      <w:t>2026-06-01</w:t>
+      <w:t>2026-06-02</w:t>
       <w:br/>
       <w:br/>
     </w:r>

--- a/klagomål/A 4421-2026 FSC-klagomål.docx
+++ b/klagomål/A 4421-2026 FSC-klagomål.docx
@@ -736,7 +736,7 @@
     <w:r>
       <w:tab/>
       <w:tab/>
-      <w:t>2026-06-02</w:t>
+      <w:t>2026-06-03</w:t>
       <w:br/>
       <w:br/>
     </w:r>

--- a/klagomål/A 4421-2026 FSC-klagomål.docx
+++ b/klagomål/A 4421-2026 FSC-klagomål.docx
@@ -736,7 +736,7 @@
     <w:r>
       <w:tab/>
       <w:tab/>
-      <w:t>2026-06-03</w:t>
+      <w:t>2026-06-04</w:t>
       <w:br/>
       <w:br/>
     </w:r>

--- a/klagomål/A 4421-2026 FSC-klagomål.docx
+++ b/klagomål/A 4421-2026 FSC-klagomål.docx
@@ -736,7 +736,7 @@
     <w:r>
       <w:tab/>
       <w:tab/>
-      <w:t>2026-06-04</w:t>
+      <w:t>2026-06-05</w:t>
       <w:br/>
       <w:br/>
     </w:r>

--- a/klagomål/A 4421-2026 FSC-klagomål.docx
+++ b/klagomål/A 4421-2026 FSC-klagomål.docx
@@ -736,7 +736,7 @@
     <w:r>
       <w:tab/>
       <w:tab/>
-      <w:t>2026-06-05</w:t>
+      <w:t>2026-06-06</w:t>
       <w:br/>
       <w:br/>
     </w:r>

--- a/klagomål/A 4421-2026 FSC-klagomål.docx
+++ b/klagomål/A 4421-2026 FSC-klagomål.docx
@@ -736,7 +736,7 @@
     <w:r>
       <w:tab/>
       <w:tab/>
-      <w:t>2026-06-06</w:t>
+      <w:t>2026-06-07</w:t>
       <w:br/>
       <w:br/>
     </w:r>

--- a/klagomål/A 4421-2026 FSC-klagomål.docx
+++ b/klagomål/A 4421-2026 FSC-klagomål.docx
@@ -736,7 +736,7 @@
     <w:r>
       <w:tab/>
       <w:tab/>
-      <w:t>2026-06-07</w:t>
+      <w:t>2026-06-08</w:t>
       <w:br/>
       <w:br/>
     </w:r>

--- a/klagomål/A 4421-2026 FSC-klagomål.docx
+++ b/klagomål/A 4421-2026 FSC-klagomål.docx
@@ -736,7 +736,7 @@
     <w:r>
       <w:tab/>
       <w:tab/>
-      <w:t>2026-06-08</w:t>
+      <w:t>2026-06-09</w:t>
       <w:br/>
       <w:br/>
     </w:r>

--- a/klagomål/A 4421-2026 FSC-klagomål.docx
+++ b/klagomål/A 4421-2026 FSC-klagomål.docx
@@ -736,7 +736,7 @@
     <w:r>
       <w:tab/>
       <w:tab/>
-      <w:t>2026-06-09</w:t>
+      <w:t>2026-06-10</w:t>
       <w:br/>
       <w:br/>
     </w:r>

--- a/klagomål/A 4421-2026 FSC-klagomål.docx
+++ b/klagomål/A 4421-2026 FSC-klagomål.docx
@@ -736,7 +736,7 @@
     <w:r>
       <w:tab/>
       <w:tab/>
-      <w:t>2026-06-10</w:t>
+      <w:t>2026-06-11</w:t>
       <w:br/>
       <w:br/>
     </w:r>

--- a/klagomål/A 4421-2026 FSC-klagomål.docx
+++ b/klagomål/A 4421-2026 FSC-klagomål.docx
@@ -736,7 +736,7 @@
     <w:r>
       <w:tab/>
       <w:tab/>
-      <w:t>2026-06-11</w:t>
+      <w:t>2026-06-12</w:t>
       <w:br/>
       <w:br/>
     </w:r>

--- a/klagomål/A 4421-2026 FSC-klagomål.docx
+++ b/klagomål/A 4421-2026 FSC-klagomål.docx
@@ -736,7 +736,7 @@
     <w:r>
       <w:tab/>
       <w:tab/>
-      <w:t>2026-06-12</w:t>
+      <w:t>2026-06-13</w:t>
       <w:br/>
       <w:br/>
     </w:r>

--- a/klagomål/A 4421-2026 FSC-klagomål.docx
+++ b/klagomål/A 4421-2026 FSC-klagomål.docx
@@ -736,7 +736,7 @@
     <w:r>
       <w:tab/>
       <w:tab/>
-      <w:t>2026-06-13</w:t>
+      <w:t>2026-06-14</w:t>
       <w:br/>
       <w:br/>
     </w:r>

--- a/klagomål/A 4421-2026 FSC-klagomål.docx
+++ b/klagomål/A 4421-2026 FSC-klagomål.docx
@@ -736,7 +736,7 @@
     <w:r>
       <w:tab/>
       <w:tab/>
-      <w:t>2026-06-15</w:t>
+      <w:t>2026-06-16</w:t>
       <w:br/>
       <w:br/>
     </w:r>

--- a/klagomål/A 4421-2026 FSC-klagomål.docx
+++ b/klagomål/A 4421-2026 FSC-klagomål.docx
@@ -736,7 +736,7 @@
     <w:r>
       <w:tab/>
       <w:tab/>
-      <w:t>2026-06-16</w:t>
+      <w:t>2026-06-17</w:t>
       <w:br/>
       <w:br/>
     </w:r>

--- a/klagomål/A 4421-2026 FSC-klagomål.docx
+++ b/klagomål/A 4421-2026 FSC-klagomål.docx
@@ -1,6 +1,6 @@
 
 <file path=word/document.xml><?xml version="1.0" encoding="utf-8"?>
-<w:document xmlns:wpc="http://schemas.microsoft.com/office/word/2010/wordprocessingCanvas" xmlns:cx="http://schemas.microsoft.com/office/drawing/2014/chartex" xmlns:cx1="http://schemas.microsoft.com/office/drawing/2015/9/8/chartex" xmlns:cx2="http://schemas.microsoft.com/office/drawing/2015/10/21/chartex" xmlns:cx3="http://schemas.microsoft.com/office/drawing/2016/5/9/chartex" xmlns:cx4="http://schemas.microsoft.com/office/drawing/2016/5/10/chartex" xmlns:cx5="http://schemas.microsoft.com/office/drawing/2016/5/11/chartex" xmlns:cx6="http://schemas.microsoft.com/office/drawing/2016/5/12/chartex" xmlns:cx7="http://schemas.microsoft.com/office/drawing/2016/5/13/chartex" xmlns:cx8="http://schemas.microsoft.com/office/drawing/2016/5/14/chartex" xmlns:mc="http://schemas.openxmlformats.org/markup-compatibility/2006" xmlns:aink="http://schemas.microsoft.com/office/drawing/2016/ink" xmlns:am3d="http://schemas.microsoft.com/office/drawing/2017/model3d" xmlns:o="urn:schemas-microsoft-com:office:office" xmlns:oel="http://schemas.microsoft.com/office/2019/extlst" xmlns:r="http://schemas.openxmlformats.org/officeDocument/2006/relationships" xmlns:m="http://schemas.openxmlformats.org/officeDocument/2006/math" xmlns:v="urn:schemas-microsoft-com:vml" xmlns:wp14="http://schemas.microsoft.com/office/word/2010/wordprocessingDrawing" xmlns:wp="http://schemas.openxmlformats.org/drawingml/2006/wordprocessingDrawing" xmlns:w10="urn:schemas-microsoft-com:office:word" xmlns:w="http://schemas.openxmlformats.org/wordprocessingml/2006/main" xmlns:w14="http://schemas.microsoft.com/office/word/2010/wordml" xmlns:w15="http://schemas.microsoft.com/office/word/2012/wordml" xmlns:w16cex="http://schemas.microsoft.com/office/word/2018/wordml/cex" xmlns:w16cid="http://schemas.microsoft.com/office/word/2016/wordml/cid" xmlns:w16="http://schemas.microsoft.com/office/word/2018/wordml" xmlns:w16sdtdh="http://schemas.microsoft.com/office/word/2020/wordml/sdtdatahash" xmlns:w16se="http://schemas.microsoft.com/office/word/2015/wordml/symex" xmlns:wpg="http://schemas.microsoft.com/office/word/2010/wordprocessingGroup" xmlns:wpi="http://schemas.microsoft.com/office/word/2010/wordprocessingInk" xmlns:wne="http://schemas.microsoft.com/office/word/2006/wordml" xmlns:wps="http://schemas.microsoft.com/office/word/2010/wordprocessingShape" mc:Ignorable="w14 w15 w16se w16cid w16 w16cex w16sdtdh wp14">
+<w:document xmlns:wpc="http://schemas.microsoft.com/office/word/2010/wordprocessingCanvas" xmlns:cx="http://schemas.microsoft.com/office/drawing/2014/chartex" xmlns:cx1="http://schemas.microsoft.com/office/drawing/2015/9/8/chartex" xmlns:cx2="http://schemas.microsoft.com/office/drawing/2015/10/21/chartex" xmlns:cx3="http://schemas.microsoft.com/office/drawing/2016/5/9/chartex" xmlns:cx4="http://schemas.microsoft.com/office/drawing/2016/5/10/chartex" xmlns:cx5="http://schemas.microsoft.com/office/drawing/2016/5/11/chartex" xmlns:cx6="http://schemas.microsoft.com/office/drawing/2016/5/12/chartex" xmlns:cx7="http://schemas.microsoft.com/office/drawing/2016/5/13/chartex" xmlns:cx8="http://schemas.microsoft.com/office/drawing/2016/5/14/chartex" xmlns:mc="http://schemas.openxmlformats.org/markup-compatibility/2006" xmlns:aink="http://schemas.microsoft.com/office/drawing/2016/ink" xmlns:am3d="http://schemas.microsoft.com/office/drawing/2017/model3d" xmlns:o="urn:schemas-microsoft-com:office:office" xmlns:oel="http://schemas.microsoft.com/office/2019/extlst" xmlns:r="http://schemas.openxmlformats.org/officeDocument/2006/relationships" xmlns:m="http://schemas.openxmlformats.org/officeDocument/2006/math" xmlns:v="urn:schemas-microsoft-com:vml" xmlns:wp14="http://schemas.microsoft.com/office/word/2010/wordprocessingDrawing" xmlns:wp="http://schemas.openxmlformats.org/drawingml/2006/wordprocessingDrawing" xmlns:w10="urn:schemas-microsoft-com:office:word" xmlns:w="http://schemas.openxmlformats.org/wordprocessingml/2006/main" xmlns:w14="http://schemas.microsoft.com/office/word/2010/wordml" xmlns:w15="http://schemas.microsoft.com/office/word/2012/wordml" xmlns:w16cex="http://schemas.microsoft.com/office/word/2018/wordml/cex" xmlns:w16cid="http://schemas.microsoft.com/office/word/2016/wordml/cid" xmlns:w16="http://schemas.microsoft.com/office/word/2018/wordml" xmlns:w16du="http://schemas.microsoft.com/office/word/2023/wordml/word16du" xmlns:w16sdtdh="http://schemas.microsoft.com/office/word/2020/wordml/sdtdatahash" xmlns:w16sdtfl="http://schemas.microsoft.com/office/word/2024/wordml/sdtformatlock" xmlns:w16se="http://schemas.microsoft.com/office/word/2015/wordml/symex" xmlns:wpg="http://schemas.microsoft.com/office/word/2010/wordprocessingGroup" xmlns:wpi="http://schemas.microsoft.com/office/word/2010/wordprocessingInk" xmlns:wne="http://schemas.microsoft.com/office/word/2006/wordml" xmlns:wps="http://schemas.microsoft.com/office/word/2010/wordprocessingShape" mc:Ignorable="w14 w15 w16se w16cid w16 w16cex w16sdtdh w16sdtfl w16du wp14">
   <w:body>
     <w:p>
       <w:r>
@@ -168,7 +168,7 @@
     </w:p>
     <w:p>
       <w:r>
-        <w:t>Detta dokument behandlar höga naturvärden i avverkningsanmälan A 4421-2026 i Gagnefs kommun. Denna avverkningsanmälan inkom 2026-01-23 00:00:00 och omfattar 8,3 ha.</w:t>
+        <w:t>Detta dokument behandlar höga naturvärden i avverkningsanmälan A 4421-2026 i Gagnefs kommun som inkom 2026-01-23 och omfattar 8,3 ha.</w:t>
       </w:r>
     </w:p>
     <w:p>
@@ -191,12 +191,15 @@
     </w:p>
     <w:p>
       <w:r>
-        <w:t>I avverkningsanmälan har följande 2 naturvårdsarter hittats: rosenticka (NT) och ullticka (NT). Av dessa är 2 rödlistade. För rödlistade arter har rödlistekategorin angivits inom parentes.</w:t>
+        <w:t>I avverkningsanmälan har följande 2 naturvårdsarter hittats: rosenticka (NT, T) och ullticka (NT, T). Av dessa är 2 rödlistade. För rödlistade arter har rödlistekategorin angivits inom parentes. Typiska arter inom Natura 2000 som är kopplade till skogsekosystem har markerats med (T).</w:t>
       </w:r>
     </w:p>
     <w:p>
       <w:r>
-        <w:t>De påträffade naturvårdsarterna är ett tydligt kvitto på att detta rör sig om en skog med höga naturvärden. I Figur 1 visas en karta över det avverkningsanmälda området, där samtliga fyndplatser för naturvårdsarter som finns registrerade på Artportalen har markerats.</w:t>
+        <w:t>De påträffade naturvårdsarterna är ett tydligt kvitto på att det rör sig om en skog med höga naturvärden.</w:t>
+      </w:r>
+      <w:r>
+        <w:t xml:space="preserve"> I Figur 1 visas fyndplatser för naturvårdsarter i området, som finns registrerade på Artportalen.</w:t>
       </w:r>
     </w:p>
     <w:p>
@@ -206,7 +209,7 @@
       <w:r>
         <w:drawing>
           <wp:inline xmlns:a="http://schemas.openxmlformats.org/drawingml/2006/main" xmlns:pic="http://schemas.openxmlformats.org/drawingml/2006/picture">
-            <wp:extent cx="5486400" cy="3557214"/>
+            <wp:extent cx="5486400" cy="4472076"/>
             <wp:docPr id="1" name="Picture 1"/>
             <wp:cNvGraphicFramePr>
               <a:graphicFrameLocks noChangeAspect="1"/>
@@ -227,7 +230,7 @@
                   <pic:spPr>
                     <a:xfrm>
                       <a:off x="0" y="0"/>
-                      <a:ext cx="5486400" cy="3557214"/>
+                      <a:ext cx="5486400" cy="4472076"/>
                     </a:xfrm>
                     <a:prstGeom prst="rect"/>
                   </pic:spPr>
@@ -241,9 +244,10 @@
     <w:p>
       <w:pPr>
         <w:pStyle w:val="Caption"/>
+        <w:spacing w:after="240"/>
       </w:pPr>
       <w:r>
-        <w:t>Figur 1. Fyndplatser för naturvårdsarter i det avverkningsanmälda området (röd linje). Markörer utan svart kant är placerade på fyndplatsen. Markörer med svart kant är placerade vid sidan av fyndplatsen och har ett svart streck som visar fyndplatsens exakta position. Kartans mittpunktskoordinat är N 6713854, E 507892 i SWEREF 99 TM.</w:t>
+        <w:t>Figur 1. Fyndplatser för naturvårdsarter i avverkningsanmälan (röd linje). Markörer utan svart kant är placerade på fyndplatsen. Markörer med svart kant är placerade vid sidan av fyndplatsen och har ett svart streck som visar fyndplatsens exakta position. Kartans mittpunktskoordinat är N 6713854, E 507892 i SWEREF 99 TM.</w:t>
       </w:r>
     </w:p>
     <w:p>
@@ -626,7 +630,7 @@
 </file>
 
 <file path=word/endnotes.xml><?xml version="1.0" encoding="utf-8"?>
-<w:endnotes xmlns:wpc="http://schemas.microsoft.com/office/word/2010/wordprocessingCanvas" xmlns:cx="http://schemas.microsoft.com/office/drawing/2014/chartex" xmlns:cx1="http://schemas.microsoft.com/office/drawing/2015/9/8/chartex" xmlns:cx2="http://schemas.microsoft.com/office/drawing/2015/10/21/chartex" xmlns:cx3="http://schemas.microsoft.com/office/drawing/2016/5/9/chartex" xmlns:cx4="http://schemas.microsoft.com/office/drawing/2016/5/10/chartex" xmlns:cx5="http://schemas.microsoft.com/office/drawing/2016/5/11/chartex" xmlns:cx6="http://schemas.microsoft.com/office/drawing/2016/5/12/chartex" xmlns:cx7="http://schemas.microsoft.com/office/drawing/2016/5/13/chartex" xmlns:cx8="http://schemas.microsoft.com/office/drawing/2016/5/14/chartex" xmlns:mc="http://schemas.openxmlformats.org/markup-compatibility/2006" xmlns:aink="http://schemas.microsoft.com/office/drawing/2016/ink" xmlns:am3d="http://schemas.microsoft.com/office/drawing/2017/model3d" xmlns:o="urn:schemas-microsoft-com:office:office" xmlns:oel="http://schemas.microsoft.com/office/2019/extlst" xmlns:r="http://schemas.openxmlformats.org/officeDocument/2006/relationships" xmlns:m="http://schemas.openxmlformats.org/officeDocument/2006/math" xmlns:v="urn:schemas-microsoft-com:vml" xmlns:wp14="http://schemas.microsoft.com/office/word/2010/wordprocessingDrawing" xmlns:wp="http://schemas.openxmlformats.org/drawingml/2006/wordprocessingDrawing" xmlns:w10="urn:schemas-microsoft-com:office:word" xmlns:w="http://schemas.openxmlformats.org/wordprocessingml/2006/main" xmlns:w14="http://schemas.microsoft.com/office/word/2010/wordml" xmlns:w15="http://schemas.microsoft.com/office/word/2012/wordml" xmlns:w16cex="http://schemas.microsoft.com/office/word/2018/wordml/cex" xmlns:w16cid="http://schemas.microsoft.com/office/word/2016/wordml/cid" xmlns:w16="http://schemas.microsoft.com/office/word/2018/wordml" xmlns:w16sdtdh="http://schemas.microsoft.com/office/word/2020/wordml/sdtdatahash" xmlns:w16se="http://schemas.microsoft.com/office/word/2015/wordml/symex" xmlns:wpg="http://schemas.microsoft.com/office/word/2010/wordprocessingGroup" xmlns:wpi="http://schemas.microsoft.com/office/word/2010/wordprocessingInk" xmlns:wne="http://schemas.microsoft.com/office/word/2006/wordml" xmlns:wps="http://schemas.microsoft.com/office/word/2010/wordprocessingShape" mc:Ignorable="w14 w15 w16se w16cid w16 w16cex w16sdtdh wp14">
+<w:endnotes xmlns:wpc="http://schemas.microsoft.com/office/word/2010/wordprocessingCanvas" xmlns:cx="http://schemas.microsoft.com/office/drawing/2014/chartex" xmlns:cx1="http://schemas.microsoft.com/office/drawing/2015/9/8/chartex" xmlns:cx2="http://schemas.microsoft.com/office/drawing/2015/10/21/chartex" xmlns:cx3="http://schemas.microsoft.com/office/drawing/2016/5/9/chartex" xmlns:cx4="http://schemas.microsoft.com/office/drawing/2016/5/10/chartex" xmlns:cx5="http://schemas.microsoft.com/office/drawing/2016/5/11/chartex" xmlns:cx6="http://schemas.microsoft.com/office/drawing/2016/5/12/chartex" xmlns:cx7="http://schemas.microsoft.com/office/drawing/2016/5/13/chartex" xmlns:cx8="http://schemas.microsoft.com/office/drawing/2016/5/14/chartex" xmlns:mc="http://schemas.openxmlformats.org/markup-compatibility/2006" xmlns:aink="http://schemas.microsoft.com/office/drawing/2016/ink" xmlns:am3d="http://schemas.microsoft.com/office/drawing/2017/model3d" xmlns:o="urn:schemas-microsoft-com:office:office" xmlns:oel="http://schemas.microsoft.com/office/2019/extlst" xmlns:r="http://schemas.openxmlformats.org/officeDocument/2006/relationships" xmlns:m="http://schemas.openxmlformats.org/officeDocument/2006/math" xmlns:v="urn:schemas-microsoft-com:vml" xmlns:wp14="http://schemas.microsoft.com/office/word/2010/wordprocessingDrawing" xmlns:wp="http://schemas.openxmlformats.org/drawingml/2006/wordprocessingDrawing" xmlns:w10="urn:schemas-microsoft-com:office:word" xmlns:w="http://schemas.openxmlformats.org/wordprocessingml/2006/main" xmlns:w14="http://schemas.microsoft.com/office/word/2010/wordml" xmlns:w15="http://schemas.microsoft.com/office/word/2012/wordml" xmlns:w16cex="http://schemas.microsoft.com/office/word/2018/wordml/cex" xmlns:w16cid="http://schemas.microsoft.com/office/word/2016/wordml/cid" xmlns:w16="http://schemas.microsoft.com/office/word/2018/wordml" xmlns:w16du="http://schemas.microsoft.com/office/word/2023/wordml/word16du" xmlns:w16sdtdh="http://schemas.microsoft.com/office/word/2020/wordml/sdtdatahash" xmlns:w16sdtfl="http://schemas.microsoft.com/office/word/2024/wordml/sdtformatlock" xmlns:w16se="http://schemas.microsoft.com/office/word/2015/wordml/symex" xmlns:wpg="http://schemas.microsoft.com/office/word/2010/wordprocessingGroup" xmlns:wpi="http://schemas.microsoft.com/office/word/2010/wordprocessingInk" xmlns:wne="http://schemas.microsoft.com/office/word/2006/wordml" xmlns:wps="http://schemas.microsoft.com/office/word/2010/wordprocessingShape" mc:Ignorable="w14 w15 w16se w16cid w16 w16cex w16sdtdh w16sdtfl w16du wp14">
   <w:endnote w:type="separator" w:id="-1">
     <w:p>
       <w:pPr>
@@ -651,7 +655,7 @@
 </file>
 
 <file path=word/footer1.xml><?xml version="1.0" encoding="utf-8"?>
-<w:ftr xmlns:wpc="http://schemas.microsoft.com/office/word/2010/wordprocessingCanvas" xmlns:cx="http://schemas.microsoft.com/office/drawing/2014/chartex" xmlns:cx1="http://schemas.microsoft.com/office/drawing/2015/9/8/chartex" xmlns:cx2="http://schemas.microsoft.com/office/drawing/2015/10/21/chartex" xmlns:cx3="http://schemas.microsoft.com/office/drawing/2016/5/9/chartex" xmlns:cx4="http://schemas.microsoft.com/office/drawing/2016/5/10/chartex" xmlns:cx5="http://schemas.microsoft.com/office/drawing/2016/5/11/chartex" xmlns:cx6="http://schemas.microsoft.com/office/drawing/2016/5/12/chartex" xmlns:cx7="http://schemas.microsoft.com/office/drawing/2016/5/13/chartex" xmlns:cx8="http://schemas.microsoft.com/office/drawing/2016/5/14/chartex" xmlns:mc="http://schemas.openxmlformats.org/markup-compatibility/2006" xmlns:aink="http://schemas.microsoft.com/office/drawing/2016/ink" xmlns:am3d="http://schemas.microsoft.com/office/drawing/2017/model3d" xmlns:o="urn:schemas-microsoft-com:office:office" xmlns:oel="http://schemas.microsoft.com/office/2019/extlst" xmlns:r="http://schemas.openxmlformats.org/officeDocument/2006/relationships" xmlns:m="http://schemas.openxmlformats.org/officeDocument/2006/math" xmlns:v="urn:schemas-microsoft-com:vml" xmlns:wp14="http://schemas.microsoft.com/office/word/2010/wordprocessingDrawing" xmlns:wp="http://schemas.openxmlformats.org/drawingml/2006/wordprocessingDrawing" xmlns:w10="urn:schemas-microsoft-com:office:word" xmlns:w="http://schemas.openxmlformats.org/wordprocessingml/2006/main" xmlns:w14="http://schemas.microsoft.com/office/word/2010/wordml" xmlns:w15="http://schemas.microsoft.com/office/word/2012/wordml" xmlns:w16cex="http://schemas.microsoft.com/office/word/2018/wordml/cex" xmlns:w16cid="http://schemas.microsoft.com/office/word/2016/wordml/cid" xmlns:w16="http://schemas.microsoft.com/office/word/2018/wordml" xmlns:w16sdtdh="http://schemas.microsoft.com/office/word/2020/wordml/sdtdatahash" xmlns:w16se="http://schemas.microsoft.com/office/word/2015/wordml/symex" xmlns:wpg="http://schemas.microsoft.com/office/word/2010/wordprocessingGroup" xmlns:wpi="http://schemas.microsoft.com/office/word/2010/wordprocessingInk" xmlns:wne="http://schemas.microsoft.com/office/word/2006/wordml" xmlns:wps="http://schemas.microsoft.com/office/word/2010/wordprocessingShape" mc:Ignorable="w14 w15 w16se w16cid w16 w16cex w16sdtdh wp14">
+<w:ftr xmlns:wpc="http://schemas.microsoft.com/office/word/2010/wordprocessingCanvas" xmlns:cx="http://schemas.microsoft.com/office/drawing/2014/chartex" xmlns:cx1="http://schemas.microsoft.com/office/drawing/2015/9/8/chartex" xmlns:cx2="http://schemas.microsoft.com/office/drawing/2015/10/21/chartex" xmlns:cx3="http://schemas.microsoft.com/office/drawing/2016/5/9/chartex" xmlns:cx4="http://schemas.microsoft.com/office/drawing/2016/5/10/chartex" xmlns:cx5="http://schemas.microsoft.com/office/drawing/2016/5/11/chartex" xmlns:cx6="http://schemas.microsoft.com/office/drawing/2016/5/12/chartex" xmlns:cx7="http://schemas.microsoft.com/office/drawing/2016/5/13/chartex" xmlns:cx8="http://schemas.microsoft.com/office/drawing/2016/5/14/chartex" xmlns:mc="http://schemas.openxmlformats.org/markup-compatibility/2006" xmlns:aink="http://schemas.microsoft.com/office/drawing/2016/ink" xmlns:am3d="http://schemas.microsoft.com/office/drawing/2017/model3d" xmlns:o="urn:schemas-microsoft-com:office:office" xmlns:oel="http://schemas.microsoft.com/office/2019/extlst" xmlns:r="http://schemas.openxmlformats.org/officeDocument/2006/relationships" xmlns:m="http://schemas.openxmlformats.org/officeDocument/2006/math" xmlns:v="urn:schemas-microsoft-com:vml" xmlns:wp14="http://schemas.microsoft.com/office/word/2010/wordprocessingDrawing" xmlns:wp="http://schemas.openxmlformats.org/drawingml/2006/wordprocessingDrawing" xmlns:w10="urn:schemas-microsoft-com:office:word" xmlns:w="http://schemas.openxmlformats.org/wordprocessingml/2006/main" xmlns:w14="http://schemas.microsoft.com/office/word/2010/wordml" xmlns:w15="http://schemas.microsoft.com/office/word/2012/wordml" xmlns:w16cex="http://schemas.microsoft.com/office/word/2018/wordml/cex" xmlns:w16cid="http://schemas.microsoft.com/office/word/2016/wordml/cid" xmlns:w16="http://schemas.microsoft.com/office/word/2018/wordml" xmlns:w16du="http://schemas.microsoft.com/office/word/2023/wordml/word16du" xmlns:w16sdtdh="http://schemas.microsoft.com/office/word/2020/wordml/sdtdatahash" xmlns:w16sdtfl="http://schemas.microsoft.com/office/word/2024/wordml/sdtformatlock" xmlns:w16se="http://schemas.microsoft.com/office/word/2015/wordml/symex" xmlns:wpg="http://schemas.microsoft.com/office/word/2010/wordprocessingGroup" xmlns:wpi="http://schemas.microsoft.com/office/word/2010/wordprocessingInk" xmlns:wne="http://schemas.microsoft.com/office/word/2006/wordml" xmlns:wps="http://schemas.microsoft.com/office/word/2010/wordprocessingShape" mc:Ignorable="w14 w15 w16se w16cid w16 w16cex w16sdtdh w16sdtfl w16du wp14">
   <w:p>
     <w:pPr>
       <w:pStyle w:val="Footer"/>
@@ -661,7 +665,7 @@
 </file>
 
 <file path=word/footer2.xml><?xml version="1.0" encoding="utf-8"?>
-<w:ftr xmlns:wpc="http://schemas.microsoft.com/office/word/2010/wordprocessingCanvas" xmlns:cx="http://schemas.microsoft.com/office/drawing/2014/chartex" xmlns:cx1="http://schemas.microsoft.com/office/drawing/2015/9/8/chartex" xmlns:cx2="http://schemas.microsoft.com/office/drawing/2015/10/21/chartex" xmlns:cx3="http://schemas.microsoft.com/office/drawing/2016/5/9/chartex" xmlns:cx4="http://schemas.microsoft.com/office/drawing/2016/5/10/chartex" xmlns:cx5="http://schemas.microsoft.com/office/drawing/2016/5/11/chartex" xmlns:cx6="http://schemas.microsoft.com/office/drawing/2016/5/12/chartex" xmlns:cx7="http://schemas.microsoft.com/office/drawing/2016/5/13/chartex" xmlns:cx8="http://schemas.microsoft.com/office/drawing/2016/5/14/chartex" xmlns:mc="http://schemas.openxmlformats.org/markup-compatibility/2006" xmlns:aink="http://schemas.microsoft.com/office/drawing/2016/ink" xmlns:am3d="http://schemas.microsoft.com/office/drawing/2017/model3d" xmlns:o="urn:schemas-microsoft-com:office:office" xmlns:oel="http://schemas.microsoft.com/office/2019/extlst" xmlns:r="http://schemas.openxmlformats.org/officeDocument/2006/relationships" xmlns:m="http://schemas.openxmlformats.org/officeDocument/2006/math" xmlns:v="urn:schemas-microsoft-com:vml" xmlns:wp14="http://schemas.microsoft.com/office/word/2010/wordprocessingDrawing" xmlns:wp="http://schemas.openxmlformats.org/drawingml/2006/wordprocessingDrawing" xmlns:w10="urn:schemas-microsoft-com:office:word" xmlns:w="http://schemas.openxmlformats.org/wordprocessingml/2006/main" xmlns:w14="http://schemas.microsoft.com/office/word/2010/wordml" xmlns:w15="http://schemas.microsoft.com/office/word/2012/wordml" xmlns:w16cex="http://schemas.microsoft.com/office/word/2018/wordml/cex" xmlns:w16cid="http://schemas.microsoft.com/office/word/2016/wordml/cid" xmlns:w16="http://schemas.microsoft.com/office/word/2018/wordml" xmlns:w16sdtdh="http://schemas.microsoft.com/office/word/2020/wordml/sdtdatahash" xmlns:w16se="http://schemas.microsoft.com/office/word/2015/wordml/symex" xmlns:wpg="http://schemas.microsoft.com/office/word/2010/wordprocessingGroup" xmlns:wpi="http://schemas.microsoft.com/office/word/2010/wordprocessingInk" xmlns:wne="http://schemas.microsoft.com/office/word/2006/wordml" xmlns:wps="http://schemas.microsoft.com/office/word/2010/wordprocessingShape" mc:Ignorable="w14 w15 w16se w16cid w16 w16cex w16sdtdh wp14">
+<w:ftr xmlns:wpc="http://schemas.microsoft.com/office/word/2010/wordprocessingCanvas" xmlns:cx="http://schemas.microsoft.com/office/drawing/2014/chartex" xmlns:cx1="http://schemas.microsoft.com/office/drawing/2015/9/8/chartex" xmlns:cx2="http://schemas.microsoft.com/office/drawing/2015/10/21/chartex" xmlns:cx3="http://schemas.microsoft.com/office/drawing/2016/5/9/chartex" xmlns:cx4="http://schemas.microsoft.com/office/drawing/2016/5/10/chartex" xmlns:cx5="http://schemas.microsoft.com/office/drawing/2016/5/11/chartex" xmlns:cx6="http://schemas.microsoft.com/office/drawing/2016/5/12/chartex" xmlns:cx7="http://schemas.microsoft.com/office/drawing/2016/5/13/chartex" xmlns:cx8="http://schemas.microsoft.com/office/drawing/2016/5/14/chartex" xmlns:mc="http://schemas.openxmlformats.org/markup-compatibility/2006" xmlns:aink="http://schemas.microsoft.com/office/drawing/2016/ink" xmlns:am3d="http://schemas.microsoft.com/office/drawing/2017/model3d" xmlns:o="urn:schemas-microsoft-com:office:office" xmlns:oel="http://schemas.microsoft.com/office/2019/extlst" xmlns:r="http://schemas.openxmlformats.org/officeDocument/2006/relationships" xmlns:m="http://schemas.openxmlformats.org/officeDocument/2006/math" xmlns:v="urn:schemas-microsoft-com:vml" xmlns:wp14="http://schemas.microsoft.com/office/word/2010/wordprocessingDrawing" xmlns:wp="http://schemas.openxmlformats.org/drawingml/2006/wordprocessingDrawing" xmlns:w10="urn:schemas-microsoft-com:office:word" xmlns:w="http://schemas.openxmlformats.org/wordprocessingml/2006/main" xmlns:w14="http://schemas.microsoft.com/office/word/2010/wordml" xmlns:w15="http://schemas.microsoft.com/office/word/2012/wordml" xmlns:w16cex="http://schemas.microsoft.com/office/word/2018/wordml/cex" xmlns:w16cid="http://schemas.microsoft.com/office/word/2016/wordml/cid" xmlns:w16="http://schemas.microsoft.com/office/word/2018/wordml" xmlns:w16du="http://schemas.microsoft.com/office/word/2023/wordml/word16du" xmlns:w16sdtdh="http://schemas.microsoft.com/office/word/2020/wordml/sdtdatahash" xmlns:w16sdtfl="http://schemas.microsoft.com/office/word/2024/wordml/sdtformatlock" xmlns:w16se="http://schemas.microsoft.com/office/word/2015/wordml/symex" xmlns:wpg="http://schemas.microsoft.com/office/word/2010/wordprocessingGroup" xmlns:wpi="http://schemas.microsoft.com/office/word/2010/wordprocessingInk" xmlns:wne="http://schemas.microsoft.com/office/word/2006/wordml" xmlns:wps="http://schemas.microsoft.com/office/word/2010/wordprocessingShape" mc:Ignorable="w14 w15 w16se w16cid w16 w16cex w16sdtdh w16sdtfl w16du wp14">
   <w:p>
     <w:pPr>
       <w:pStyle w:val="Footer"/>
@@ -671,7 +675,7 @@
 </file>
 
 <file path=word/footer3.xml><?xml version="1.0" encoding="utf-8"?>
-<w:ftr xmlns:wpc="http://schemas.microsoft.com/office/word/2010/wordprocessingCanvas" xmlns:cx="http://schemas.microsoft.com/office/drawing/2014/chartex" xmlns:cx1="http://schemas.microsoft.com/office/drawing/2015/9/8/chartex" xmlns:cx2="http://schemas.microsoft.com/office/drawing/2015/10/21/chartex" xmlns:cx3="http://schemas.microsoft.com/office/drawing/2016/5/9/chartex" xmlns:cx4="http://schemas.microsoft.com/office/drawing/2016/5/10/chartex" xmlns:cx5="http://schemas.microsoft.com/office/drawing/2016/5/11/chartex" xmlns:cx6="http://schemas.microsoft.com/office/drawing/2016/5/12/chartex" xmlns:cx7="http://schemas.microsoft.com/office/drawing/2016/5/13/chartex" xmlns:cx8="http://schemas.microsoft.com/office/drawing/2016/5/14/chartex" xmlns:mc="http://schemas.openxmlformats.org/markup-compatibility/2006" xmlns:aink="http://schemas.microsoft.com/office/drawing/2016/ink" xmlns:am3d="http://schemas.microsoft.com/office/drawing/2017/model3d" xmlns:o="urn:schemas-microsoft-com:office:office" xmlns:oel="http://schemas.microsoft.com/office/2019/extlst" xmlns:r="http://schemas.openxmlformats.org/officeDocument/2006/relationships" xmlns:m="http://schemas.openxmlformats.org/officeDocument/2006/math" xmlns:v="urn:schemas-microsoft-com:vml" xmlns:wp14="http://schemas.microsoft.com/office/word/2010/wordprocessingDrawing" xmlns:wp="http://schemas.openxmlformats.org/drawingml/2006/wordprocessingDrawing" xmlns:w10="urn:schemas-microsoft-com:office:word" xmlns:w="http://schemas.openxmlformats.org/wordprocessingml/2006/main" xmlns:w14="http://schemas.microsoft.com/office/word/2010/wordml" xmlns:w15="http://schemas.microsoft.com/office/word/2012/wordml" xmlns:w16cex="http://schemas.microsoft.com/office/word/2018/wordml/cex" xmlns:w16cid="http://schemas.microsoft.com/office/word/2016/wordml/cid" xmlns:w16="http://schemas.microsoft.com/office/word/2018/wordml" xmlns:w16sdtdh="http://schemas.microsoft.com/office/word/2020/wordml/sdtdatahash" xmlns:w16se="http://schemas.microsoft.com/office/word/2015/wordml/symex" xmlns:wpg="http://schemas.microsoft.com/office/word/2010/wordprocessingGroup" xmlns:wpi="http://schemas.microsoft.com/office/word/2010/wordprocessingInk" xmlns:wne="http://schemas.microsoft.com/office/word/2006/wordml" xmlns:wps="http://schemas.microsoft.com/office/word/2010/wordprocessingShape" mc:Ignorable="w14 w15 w16se w16cid w16 w16cex w16sdtdh wp14">
+<w:ftr xmlns:wpc="http://schemas.microsoft.com/office/word/2010/wordprocessingCanvas" xmlns:cx="http://schemas.microsoft.com/office/drawing/2014/chartex" xmlns:cx1="http://schemas.microsoft.com/office/drawing/2015/9/8/chartex" xmlns:cx2="http://schemas.microsoft.com/office/drawing/2015/10/21/chartex" xmlns:cx3="http://schemas.microsoft.com/office/drawing/2016/5/9/chartex" xmlns:cx4="http://schemas.microsoft.com/office/drawing/2016/5/10/chartex" xmlns:cx5="http://schemas.microsoft.com/office/drawing/2016/5/11/chartex" xmlns:cx6="http://schemas.microsoft.com/office/drawing/2016/5/12/chartex" xmlns:cx7="http://schemas.microsoft.com/office/drawing/2016/5/13/chartex" xmlns:cx8="http://schemas.microsoft.com/office/drawing/2016/5/14/chartex" xmlns:mc="http://schemas.openxmlformats.org/markup-compatibility/2006" xmlns:aink="http://schemas.microsoft.com/office/drawing/2016/ink" xmlns:am3d="http://schemas.microsoft.com/office/drawing/2017/model3d" xmlns:o="urn:schemas-microsoft-com:office:office" xmlns:oel="http://schemas.microsoft.com/office/2019/extlst" xmlns:r="http://schemas.openxmlformats.org/officeDocument/2006/relationships" xmlns:m="http://schemas.openxmlformats.org/officeDocument/2006/math" xmlns:v="urn:schemas-microsoft-com:vml" xmlns:wp14="http://schemas.microsoft.com/office/word/2010/wordprocessingDrawing" xmlns:wp="http://schemas.openxmlformats.org/drawingml/2006/wordprocessingDrawing" xmlns:w10="urn:schemas-microsoft-com:office:word" xmlns:w="http://schemas.openxmlformats.org/wordprocessingml/2006/main" xmlns:w14="http://schemas.microsoft.com/office/word/2010/wordml" xmlns:w15="http://schemas.microsoft.com/office/word/2012/wordml" xmlns:w16cex="http://schemas.microsoft.com/office/word/2018/wordml/cex" xmlns:w16cid="http://schemas.microsoft.com/office/word/2016/wordml/cid" xmlns:w16="http://schemas.microsoft.com/office/word/2018/wordml" xmlns:w16du="http://schemas.microsoft.com/office/word/2023/wordml/word16du" xmlns:w16sdtdh="http://schemas.microsoft.com/office/word/2020/wordml/sdtdatahash" xmlns:w16sdtfl="http://schemas.microsoft.com/office/word/2024/wordml/sdtformatlock" xmlns:w16se="http://schemas.microsoft.com/office/word/2015/wordml/symex" xmlns:wpg="http://schemas.microsoft.com/office/word/2010/wordprocessingGroup" xmlns:wpi="http://schemas.microsoft.com/office/word/2010/wordprocessingInk" xmlns:wne="http://schemas.microsoft.com/office/word/2006/wordml" xmlns:wps="http://schemas.microsoft.com/office/word/2010/wordprocessingShape" mc:Ignorable="w14 w15 w16se w16cid w16 w16cex w16sdtdh w16sdtfl w16du wp14">
   <w:p>
     <w:pPr>
       <w:pStyle w:val="Footer"/>
@@ -681,7 +685,7 @@
 </file>
 
 <file path=word/footnotes.xml><?xml version="1.0" encoding="utf-8"?>
-<w:footnotes xmlns:wpc="http://schemas.microsoft.com/office/word/2010/wordprocessingCanvas" xmlns:cx="http://schemas.microsoft.com/office/drawing/2014/chartex" xmlns:cx1="http://schemas.microsoft.com/office/drawing/2015/9/8/chartex" xmlns:cx2="http://schemas.microsoft.com/office/drawing/2015/10/21/chartex" xmlns:cx3="http://schemas.microsoft.com/office/drawing/2016/5/9/chartex" xmlns:cx4="http://schemas.microsoft.com/office/drawing/2016/5/10/chartex" xmlns:cx5="http://schemas.microsoft.com/office/drawing/2016/5/11/chartex" xmlns:cx6="http://schemas.microsoft.com/office/drawing/2016/5/12/chartex" xmlns:cx7="http://schemas.microsoft.com/office/drawing/2016/5/13/chartex" xmlns:cx8="http://schemas.microsoft.com/office/drawing/2016/5/14/chartex" xmlns:mc="http://schemas.openxmlformats.org/markup-compatibility/2006" xmlns:aink="http://schemas.microsoft.com/office/drawing/2016/ink" xmlns:am3d="http://schemas.microsoft.com/office/drawing/2017/model3d" xmlns:o="urn:schemas-microsoft-com:office:office" xmlns:oel="http://schemas.microsoft.com/office/2019/extlst" xmlns:r="http://schemas.openxmlformats.org/officeDocument/2006/relationships" xmlns:m="http://schemas.openxmlformats.org/officeDocument/2006/math" xmlns:v="urn:schemas-microsoft-com:vml" xmlns:wp14="http://schemas.microsoft.com/office/word/2010/wordprocessingDrawing" xmlns:wp="http://schemas.openxmlformats.org/drawingml/2006/wordprocessingDrawing" xmlns:w10="urn:schemas-microsoft-com:office:word" xmlns:w="http://schemas.openxmlformats.org/wordprocessingml/2006/main" xmlns:w14="http://schemas.microsoft.com/office/word/2010/wordml" xmlns:w15="http://schemas.microsoft.com/office/word/2012/wordml" xmlns:w16cex="http://schemas.microsoft.com/office/word/2018/wordml/cex" xmlns:w16cid="http://schemas.microsoft.com/office/word/2016/wordml/cid" xmlns:w16="http://schemas.microsoft.com/office/word/2018/wordml" xmlns:w16sdtdh="http://schemas.microsoft.com/office/word/2020/wordml/sdtdatahash" xmlns:w16se="http://schemas.microsoft.com/office/word/2015/wordml/symex" xmlns:wpg="http://schemas.microsoft.com/office/word/2010/wordprocessingGroup" xmlns:wpi="http://schemas.microsoft.com/office/word/2010/wordprocessingInk" xmlns:wne="http://schemas.microsoft.com/office/word/2006/wordml" xmlns:wps="http://schemas.microsoft.com/office/word/2010/wordprocessingShape" mc:Ignorable="w14 w15 w16se w16cid w16 w16cex w16sdtdh wp14">
+<w:footnotes xmlns:wpc="http://schemas.microsoft.com/office/word/2010/wordprocessingCanvas" xmlns:cx="http://schemas.microsoft.com/office/drawing/2014/chartex" xmlns:cx1="http://schemas.microsoft.com/office/drawing/2015/9/8/chartex" xmlns:cx2="http://schemas.microsoft.com/office/drawing/2015/10/21/chartex" xmlns:cx3="http://schemas.microsoft.com/office/drawing/2016/5/9/chartex" xmlns:cx4="http://schemas.microsoft.com/office/drawing/2016/5/10/chartex" xmlns:cx5="http://schemas.microsoft.com/office/drawing/2016/5/11/chartex" xmlns:cx6="http://schemas.microsoft.com/office/drawing/2016/5/12/chartex" xmlns:cx7="http://schemas.microsoft.com/office/drawing/2016/5/13/chartex" xmlns:cx8="http://schemas.microsoft.com/office/drawing/2016/5/14/chartex" xmlns:mc="http://schemas.openxmlformats.org/markup-compatibility/2006" xmlns:aink="http://schemas.microsoft.com/office/drawing/2016/ink" xmlns:am3d="http://schemas.microsoft.com/office/drawing/2017/model3d" xmlns:o="urn:schemas-microsoft-com:office:office" xmlns:oel="http://schemas.microsoft.com/office/2019/extlst" xmlns:r="http://schemas.openxmlformats.org/officeDocument/2006/relationships" xmlns:m="http://schemas.openxmlformats.org/officeDocument/2006/math" xmlns:v="urn:schemas-microsoft-com:vml" xmlns:wp14="http://schemas.microsoft.com/office/word/2010/wordprocessingDrawing" xmlns:wp="http://schemas.openxmlformats.org/drawingml/2006/wordprocessingDrawing" xmlns:w10="urn:schemas-microsoft-com:office:word" xmlns:w="http://schemas.openxmlformats.org/wordprocessingml/2006/main" xmlns:w14="http://schemas.microsoft.com/office/word/2010/wordml" xmlns:w15="http://schemas.microsoft.com/office/word/2012/wordml" xmlns:w16cex="http://schemas.microsoft.com/office/word/2018/wordml/cex" xmlns:w16cid="http://schemas.microsoft.com/office/word/2016/wordml/cid" xmlns:w16="http://schemas.microsoft.com/office/word/2018/wordml" xmlns:w16du="http://schemas.microsoft.com/office/word/2023/wordml/word16du" xmlns:w16sdtdh="http://schemas.microsoft.com/office/word/2020/wordml/sdtdatahash" xmlns:w16sdtfl="http://schemas.microsoft.com/office/word/2024/wordml/sdtformatlock" xmlns:w16se="http://schemas.microsoft.com/office/word/2015/wordml/symex" xmlns:wpg="http://schemas.microsoft.com/office/word/2010/wordprocessingGroup" xmlns:wpi="http://schemas.microsoft.com/office/word/2010/wordprocessingInk" xmlns:wne="http://schemas.microsoft.com/office/word/2006/wordml" xmlns:wps="http://schemas.microsoft.com/office/word/2010/wordprocessingShape" mc:Ignorable="w14 w15 w16se w16cid w16 w16cex w16sdtdh w16sdtfl w16du wp14">
   <w:footnote w:type="separator" w:id="-1">
     <w:p>
       <w:pPr>
@@ -706,7 +710,7 @@
 </file>
 
 <file path=word/header1.xml><?xml version="1.0" encoding="utf-8"?>
-<w:hdr xmlns:wpc="http://schemas.microsoft.com/office/word/2010/wordprocessingCanvas" xmlns:cx="http://schemas.microsoft.com/office/drawing/2014/chartex" xmlns:cx1="http://schemas.microsoft.com/office/drawing/2015/9/8/chartex" xmlns:cx2="http://schemas.microsoft.com/office/drawing/2015/10/21/chartex" xmlns:cx3="http://schemas.microsoft.com/office/drawing/2016/5/9/chartex" xmlns:cx4="http://schemas.microsoft.com/office/drawing/2016/5/10/chartex" xmlns:cx5="http://schemas.microsoft.com/office/drawing/2016/5/11/chartex" xmlns:cx6="http://schemas.microsoft.com/office/drawing/2016/5/12/chartex" xmlns:cx7="http://schemas.microsoft.com/office/drawing/2016/5/13/chartex" xmlns:cx8="http://schemas.microsoft.com/office/drawing/2016/5/14/chartex" xmlns:mc="http://schemas.openxmlformats.org/markup-compatibility/2006" xmlns:aink="http://schemas.microsoft.com/office/drawing/2016/ink" xmlns:am3d="http://schemas.microsoft.com/office/drawing/2017/model3d" xmlns:o="urn:schemas-microsoft-com:office:office" xmlns:oel="http://schemas.microsoft.com/office/2019/extlst" xmlns:r="http://schemas.openxmlformats.org/officeDocument/2006/relationships" xmlns:m="http://schemas.openxmlformats.org/officeDocument/2006/math" xmlns:v="urn:schemas-microsoft-com:vml" xmlns:wp14="http://schemas.microsoft.com/office/word/2010/wordprocessingDrawing" xmlns:wp="http://schemas.openxmlformats.org/drawingml/2006/wordprocessingDrawing" xmlns:w10="urn:schemas-microsoft-com:office:word" xmlns:w="http://schemas.openxmlformats.org/wordprocessingml/2006/main" xmlns:w14="http://schemas.microsoft.com/office/word/2010/wordml" xmlns:w15="http://schemas.microsoft.com/office/word/2012/wordml" xmlns:w16cex="http://schemas.microsoft.com/office/word/2018/wordml/cex" xmlns:w16cid="http://schemas.microsoft.com/office/word/2016/wordml/cid" xmlns:w16="http://schemas.microsoft.com/office/word/2018/wordml" xmlns:w16sdtdh="http://schemas.microsoft.com/office/word/2020/wordml/sdtdatahash" xmlns:w16se="http://schemas.microsoft.com/office/word/2015/wordml/symex" xmlns:wpg="http://schemas.microsoft.com/office/word/2010/wordprocessingGroup" xmlns:wpi="http://schemas.microsoft.com/office/word/2010/wordprocessingInk" xmlns:wne="http://schemas.microsoft.com/office/word/2006/wordml" xmlns:wps="http://schemas.microsoft.com/office/word/2010/wordprocessingShape" mc:Ignorable="w14 w15 w16se w16cid w16 w16cex w16sdtdh wp14">
+<w:hdr xmlns:wpc="http://schemas.microsoft.com/office/word/2010/wordprocessingCanvas" xmlns:cx="http://schemas.microsoft.com/office/drawing/2014/chartex" xmlns:cx1="http://schemas.microsoft.com/office/drawing/2015/9/8/chartex" xmlns:cx2="http://schemas.microsoft.com/office/drawing/2015/10/21/chartex" xmlns:cx3="http://schemas.microsoft.com/office/drawing/2016/5/9/chartex" xmlns:cx4="http://schemas.microsoft.com/office/drawing/2016/5/10/chartex" xmlns:cx5="http://schemas.microsoft.com/office/drawing/2016/5/11/chartex" xmlns:cx6="http://schemas.microsoft.com/office/drawing/2016/5/12/chartex" xmlns:cx7="http://schemas.microsoft.com/office/drawing/2016/5/13/chartex" xmlns:cx8="http://schemas.microsoft.com/office/drawing/2016/5/14/chartex" xmlns:mc="http://schemas.openxmlformats.org/markup-compatibility/2006" xmlns:aink="http://schemas.microsoft.com/office/drawing/2016/ink" xmlns:am3d="http://schemas.microsoft.com/office/drawing/2017/model3d" xmlns:o="urn:schemas-microsoft-com:office:office" xmlns:oel="http://schemas.microsoft.com/office/2019/extlst" xmlns:r="http://schemas.openxmlformats.org/officeDocument/2006/relationships" xmlns:m="http://schemas.openxmlformats.org/officeDocument/2006/math" xmlns:v="urn:schemas-microsoft-com:vml" xmlns:wp14="http://schemas.microsoft.com/office/word/2010/wordprocessingDrawing" xmlns:wp="http://schemas.openxmlformats.org/drawingml/2006/wordprocessingDrawing" xmlns:w10="urn:schemas-microsoft-com:office:word" xmlns:w="http://schemas.openxmlformats.org/wordprocessingml/2006/main" xmlns:w14="http://schemas.microsoft.com/office/word/2010/wordml" xmlns:w15="http://schemas.microsoft.com/office/word/2012/wordml" xmlns:w16cex="http://schemas.microsoft.com/office/word/2018/wordml/cex" xmlns:w16cid="http://schemas.microsoft.com/office/word/2016/wordml/cid" xmlns:w16="http://schemas.microsoft.com/office/word/2018/wordml" xmlns:w16du="http://schemas.microsoft.com/office/word/2023/wordml/word16du" xmlns:w16sdtdh="http://schemas.microsoft.com/office/word/2020/wordml/sdtdatahash" xmlns:w16sdtfl="http://schemas.microsoft.com/office/word/2024/wordml/sdtformatlock" xmlns:w16se="http://schemas.microsoft.com/office/word/2015/wordml/symex" xmlns:wpg="http://schemas.microsoft.com/office/word/2010/wordprocessingGroup" xmlns:wpi="http://schemas.microsoft.com/office/word/2010/wordprocessingInk" xmlns:wne="http://schemas.microsoft.com/office/word/2006/wordml" xmlns:wps="http://schemas.microsoft.com/office/word/2010/wordprocessingShape" mc:Ignorable="w14 w15 w16se w16cid w16 w16cex w16sdtdh w16sdtfl w16du wp14">
   <w:p>
     <w:pPr>
       <w:pStyle w:val="Header"/>
@@ -716,7 +720,7 @@
 </file>
 
 <file path=word/header2.xml><?xml version="1.0" encoding="utf-8"?>
-<w:hdr xmlns:wpc="http://schemas.microsoft.com/office/word/2010/wordprocessingCanvas" xmlns:cx="http://schemas.microsoft.com/office/drawing/2014/chartex" xmlns:cx1="http://schemas.microsoft.com/office/drawing/2015/9/8/chartex" xmlns:cx2="http://schemas.microsoft.com/office/drawing/2015/10/21/chartex" xmlns:cx3="http://schemas.microsoft.com/office/drawing/2016/5/9/chartex" xmlns:cx4="http://schemas.microsoft.com/office/drawing/2016/5/10/chartex" xmlns:cx5="http://schemas.microsoft.com/office/drawing/2016/5/11/chartex" xmlns:cx6="http://schemas.microsoft.com/office/drawing/2016/5/12/chartex" xmlns:cx7="http://schemas.microsoft.com/office/drawing/2016/5/13/chartex" xmlns:cx8="http://schemas.microsoft.com/office/drawing/2016/5/14/chartex" xmlns:mc="http://schemas.openxmlformats.org/markup-compatibility/2006" xmlns:aink="http://schemas.microsoft.com/office/drawing/2016/ink" xmlns:am3d="http://schemas.microsoft.com/office/drawing/2017/model3d" xmlns:o="urn:schemas-microsoft-com:office:office" xmlns:oel="http://schemas.microsoft.com/office/2019/extlst" xmlns:r="http://schemas.openxmlformats.org/officeDocument/2006/relationships" xmlns:m="http://schemas.openxmlformats.org/officeDocument/2006/math" xmlns:v="urn:schemas-microsoft-com:vml" xmlns:wp14="http://schemas.microsoft.com/office/word/2010/wordprocessingDrawing" xmlns:wp="http://schemas.openxmlformats.org/drawingml/2006/wordprocessingDrawing" xmlns:w10="urn:schemas-microsoft-com:office:word" xmlns:w="http://schemas.openxmlformats.org/wordprocessingml/2006/main" xmlns:w14="http://schemas.microsoft.com/office/word/2010/wordml" xmlns:w15="http://schemas.microsoft.com/office/word/2012/wordml" xmlns:w16cex="http://schemas.microsoft.com/office/word/2018/wordml/cex" xmlns:w16cid="http://schemas.microsoft.com/office/word/2016/wordml/cid" xmlns:w16="http://schemas.microsoft.com/office/word/2018/wordml" xmlns:w16sdtdh="http://schemas.microsoft.com/office/word/2020/wordml/sdtdatahash" xmlns:w16se="http://schemas.microsoft.com/office/word/2015/wordml/symex" xmlns:wpg="http://schemas.microsoft.com/office/word/2010/wordprocessingGroup" xmlns:wpi="http://schemas.microsoft.com/office/word/2010/wordprocessingInk" xmlns:wne="http://schemas.microsoft.com/office/word/2006/wordml" xmlns:wps="http://schemas.microsoft.com/office/word/2010/wordprocessingShape" mc:Ignorable="w14 w15 w16se w16cid w16 w16cex w16sdtdh wp14">
+<w:hdr xmlns:wpc="http://schemas.microsoft.com/office/word/2010/wordprocessingCanvas" xmlns:cx="http://schemas.microsoft.com/office/drawing/2014/chartex" xmlns:cx1="http://schemas.microsoft.com/office/drawing/2015/9/8/chartex" xmlns:cx2="http://schemas.microsoft.com/office/drawing/2015/10/21/chartex" xmlns:cx3="http://schemas.microsoft.com/office/drawing/2016/5/9/chartex" xmlns:cx4="http://schemas.microsoft.com/office/drawing/2016/5/10/chartex" xmlns:cx5="http://schemas.microsoft.com/office/drawing/2016/5/11/chartex" xmlns:cx6="http://schemas.microsoft.com/office/drawing/2016/5/12/chartex" xmlns:cx7="http://schemas.microsoft.com/office/drawing/2016/5/13/chartex" xmlns:cx8="http://schemas.microsoft.com/office/drawing/2016/5/14/chartex" xmlns:mc="http://schemas.openxmlformats.org/markup-compatibility/2006" xmlns:aink="http://schemas.microsoft.com/office/drawing/2016/ink" xmlns:am3d="http://schemas.microsoft.com/office/drawing/2017/model3d" xmlns:o="urn:schemas-microsoft-com:office:office" xmlns:oel="http://schemas.microsoft.com/office/2019/extlst" xmlns:r="http://schemas.openxmlformats.org/officeDocument/2006/relationships" xmlns:m="http://schemas.openxmlformats.org/officeDocument/2006/math" xmlns:v="urn:schemas-microsoft-com:vml" xmlns:wp14="http://schemas.microsoft.com/office/word/2010/wordprocessingDrawing" xmlns:wp="http://schemas.openxmlformats.org/drawingml/2006/wordprocessingDrawing" xmlns:w10="urn:schemas-microsoft-com:office:word" xmlns:w="http://schemas.openxmlformats.org/wordprocessingml/2006/main" xmlns:w14="http://schemas.microsoft.com/office/word/2010/wordml" xmlns:w15="http://schemas.microsoft.com/office/word/2012/wordml" xmlns:w16cex="http://schemas.microsoft.com/office/word/2018/wordml/cex" xmlns:w16cid="http://schemas.microsoft.com/office/word/2016/wordml/cid" xmlns:w16="http://schemas.microsoft.com/office/word/2018/wordml" xmlns:w16du="http://schemas.microsoft.com/office/word/2023/wordml/word16du" xmlns:w16sdtdh="http://schemas.microsoft.com/office/word/2020/wordml/sdtdatahash" xmlns:w16sdtfl="http://schemas.microsoft.com/office/word/2024/wordml/sdtformatlock" xmlns:w16se="http://schemas.microsoft.com/office/word/2015/wordml/symex" xmlns:wpg="http://schemas.microsoft.com/office/word/2010/wordprocessingGroup" xmlns:wpi="http://schemas.microsoft.com/office/word/2010/wordprocessingInk" xmlns:wne="http://schemas.microsoft.com/office/word/2006/wordml" xmlns:wps="http://schemas.microsoft.com/office/word/2010/wordprocessingShape" mc:Ignorable="w14 w15 w16se w16cid w16 w16cex w16sdtdh w16sdtfl w16du wp14">
   <w:p>
     <w:pPr>
       <w:pStyle w:val="Header"/>
@@ -727,7 +731,7 @@
 </file>
 
 <file path=word/header3.xml><?xml version="1.0" encoding="utf-8"?>
-<w:hdr xmlns:wpc="http://schemas.microsoft.com/office/word/2010/wordprocessingCanvas" xmlns:cx="http://schemas.microsoft.com/office/drawing/2014/chartex" xmlns:cx1="http://schemas.microsoft.com/office/drawing/2015/9/8/chartex" xmlns:cx2="http://schemas.microsoft.com/office/drawing/2015/10/21/chartex" xmlns:cx3="http://schemas.microsoft.com/office/drawing/2016/5/9/chartex" xmlns:cx4="http://schemas.microsoft.com/office/drawing/2016/5/10/chartex" xmlns:cx5="http://schemas.microsoft.com/office/drawing/2016/5/11/chartex" xmlns:cx6="http://schemas.microsoft.com/office/drawing/2016/5/12/chartex" xmlns:cx7="http://schemas.microsoft.com/office/drawing/2016/5/13/chartex" xmlns:cx8="http://schemas.microsoft.com/office/drawing/2016/5/14/chartex" xmlns:mc="http://schemas.openxmlformats.org/markup-compatibility/2006" xmlns:aink="http://schemas.microsoft.com/office/drawing/2016/ink" xmlns:am3d="http://schemas.microsoft.com/office/drawing/2017/model3d" xmlns:o="urn:schemas-microsoft-com:office:office" xmlns:oel="http://schemas.microsoft.com/office/2019/extlst" xmlns:r="http://schemas.openxmlformats.org/officeDocument/2006/relationships" xmlns:m="http://schemas.openxmlformats.org/officeDocument/2006/math" xmlns:v="urn:schemas-microsoft-com:vml" xmlns:wp14="http://schemas.microsoft.com/office/word/2010/wordprocessingDrawing" xmlns:wp="http://schemas.openxmlformats.org/drawingml/2006/wordprocessingDrawing" xmlns:w10="urn:schemas-microsoft-com:office:word" xmlns:w="http://schemas.openxmlformats.org/wordprocessingml/2006/main" xmlns:w14="http://schemas.microsoft.com/office/word/2010/wordml" xmlns:w15="http://schemas.microsoft.com/office/word/2012/wordml" xmlns:w16cex="http://schemas.microsoft.com/office/word/2018/wordml/cex" xmlns:w16cid="http://schemas.microsoft.com/office/word/2016/wordml/cid" xmlns:w16="http://schemas.microsoft.com/office/word/2018/wordml" xmlns:w16sdtdh="http://schemas.microsoft.com/office/word/2020/wordml/sdtdatahash" xmlns:w16se="http://schemas.microsoft.com/office/word/2015/wordml/symex" xmlns:wpg="http://schemas.microsoft.com/office/word/2010/wordprocessingGroup" xmlns:wpi="http://schemas.microsoft.com/office/word/2010/wordprocessingInk" xmlns:wne="http://schemas.microsoft.com/office/word/2006/wordml" xmlns:wps="http://schemas.microsoft.com/office/word/2010/wordprocessingShape" mc:Ignorable="w14 w15 w16se w16cid w16 w16cex w16sdtdh wp14">
+<w:hdr xmlns:wpc="http://schemas.microsoft.com/office/word/2010/wordprocessingCanvas" xmlns:cx="http://schemas.microsoft.com/office/drawing/2014/chartex" xmlns:cx1="http://schemas.microsoft.com/office/drawing/2015/9/8/chartex" xmlns:cx2="http://schemas.microsoft.com/office/drawing/2015/10/21/chartex" xmlns:cx3="http://schemas.microsoft.com/office/drawing/2016/5/9/chartex" xmlns:cx4="http://schemas.microsoft.com/office/drawing/2016/5/10/chartex" xmlns:cx5="http://schemas.microsoft.com/office/drawing/2016/5/11/chartex" xmlns:cx6="http://schemas.microsoft.com/office/drawing/2016/5/12/chartex" xmlns:cx7="http://schemas.microsoft.com/office/drawing/2016/5/13/chartex" xmlns:cx8="http://schemas.microsoft.com/office/drawing/2016/5/14/chartex" xmlns:mc="http://schemas.openxmlformats.org/markup-compatibility/2006" xmlns:aink="http://schemas.microsoft.com/office/drawing/2016/ink" xmlns:am3d="http://schemas.microsoft.com/office/drawing/2017/model3d" xmlns:o="urn:schemas-microsoft-com:office:office" xmlns:oel="http://schemas.microsoft.com/office/2019/extlst" xmlns:r="http://schemas.openxmlformats.org/officeDocument/2006/relationships" xmlns:m="http://schemas.openxmlformats.org/officeDocument/2006/math" xmlns:v="urn:schemas-microsoft-com:vml" xmlns:wp14="http://schemas.microsoft.com/office/word/2010/wordprocessingDrawing" xmlns:wp="http://schemas.openxmlformats.org/drawingml/2006/wordprocessingDrawing" xmlns:w10="urn:schemas-microsoft-com:office:word" xmlns:w="http://schemas.openxmlformats.org/wordprocessingml/2006/main" xmlns:w14="http://schemas.microsoft.com/office/word/2010/wordml" xmlns:w15="http://schemas.microsoft.com/office/word/2012/wordml" xmlns:w16cex="http://schemas.microsoft.com/office/word/2018/wordml/cex" xmlns:w16cid="http://schemas.microsoft.com/office/word/2016/wordml/cid" xmlns:w16="http://schemas.microsoft.com/office/word/2018/wordml" xmlns:w16du="http://schemas.microsoft.com/office/word/2023/wordml/word16du" xmlns:w16sdtdh="http://schemas.microsoft.com/office/word/2020/wordml/sdtdatahash" xmlns:w16sdtfl="http://schemas.microsoft.com/office/word/2024/wordml/sdtformatlock" xmlns:w16se="http://schemas.microsoft.com/office/word/2015/wordml/symex" xmlns:wpg="http://schemas.microsoft.com/office/word/2010/wordprocessingGroup" xmlns:wpi="http://schemas.microsoft.com/office/word/2010/wordprocessingInk" xmlns:wne="http://schemas.microsoft.com/office/word/2006/wordml" xmlns:wps="http://schemas.microsoft.com/office/word/2010/wordprocessingShape" mc:Ignorable="w14 w15 w16se w16cid w16 w16cex w16sdtdh w16sdtfl w16du wp14">
   <w:p>
     <w:pPr>
       <w:pStyle w:val="Header"/>
@@ -736,7 +740,7 @@
     <w:r>
       <w:tab/>
       <w:tab/>
-      <w:t>2026-06-17</w:t>
+      <w:t>2026-06-18</w:t>
       <w:br/>
       <w:br/>
     </w:r>
@@ -753,7 +757,7 @@
 </file>
 
 <file path=word/numbering.xml><?xml version="1.0" encoding="utf-8"?>
-<w:numbering xmlns:wpc="http://schemas.microsoft.com/office/word/2010/wordprocessingCanvas" xmlns:cx="http://schemas.microsoft.com/office/drawing/2014/chartex" xmlns:cx1="http://schemas.microsoft.com/office/drawing/2015/9/8/chartex" xmlns:cx2="http://schemas.microsoft.com/office/drawing/2015/10/21/chartex" xmlns:cx3="http://schemas.microsoft.com/office/drawing/2016/5/9/chartex" xmlns:cx4="http://schemas.microsoft.com/office/drawing/2016/5/10/chartex" xmlns:cx5="http://schemas.microsoft.com/office/drawing/2016/5/11/chartex" xmlns:cx6="http://schemas.microsoft.com/office/drawing/2016/5/12/chartex" xmlns:cx7="http://schemas.microsoft.com/office/drawing/2016/5/13/chartex" xmlns:cx8="http://schemas.microsoft.com/office/drawing/2016/5/14/chartex" xmlns:mc="http://schemas.openxmlformats.org/markup-compatibility/2006" xmlns:aink="http://schemas.microsoft.com/office/drawing/2016/ink" xmlns:am3d="http://schemas.microsoft.com/office/drawing/2017/model3d" xmlns:o="urn:schemas-microsoft-com:office:office" xmlns:oel="http://schemas.microsoft.com/office/2019/extlst" xmlns:r="http://schemas.openxmlformats.org/officeDocument/2006/relationships" xmlns:m="http://schemas.openxmlformats.org/officeDocument/2006/math" xmlns:v="urn:schemas-microsoft-com:vml" xmlns:wp14="http://schemas.microsoft.com/office/word/2010/wordprocessingDrawing" xmlns:wp="http://schemas.openxmlformats.org/drawingml/2006/wordprocessingDrawing" xmlns:w10="urn:schemas-microsoft-com:office:word" xmlns:w="http://schemas.openxmlformats.org/wordprocessingml/2006/main" xmlns:w14="http://schemas.microsoft.com/office/word/2010/wordml" xmlns:w15="http://schemas.microsoft.com/office/word/2012/wordml" xmlns:w16cex="http://schemas.microsoft.com/office/word/2018/wordml/cex" xmlns:w16cid="http://schemas.microsoft.com/office/word/2016/wordml/cid" xmlns:w16="http://schemas.microsoft.com/office/word/2018/wordml" xmlns:w16sdtdh="http://schemas.microsoft.com/office/word/2020/wordml/sdtdatahash" xmlns:w16se="http://schemas.microsoft.com/office/word/2015/wordml/symex" xmlns:wpg="http://schemas.microsoft.com/office/word/2010/wordprocessingGroup" xmlns:wpi="http://schemas.microsoft.com/office/word/2010/wordprocessingInk" xmlns:wne="http://schemas.microsoft.com/office/word/2006/wordml" xmlns:wps="http://schemas.microsoft.com/office/word/2010/wordprocessingShape" mc:Ignorable="w14 w15 w16se w16cid w16 w16cex w16sdtdh wp14">
+<w:numbering xmlns:wpc="http://schemas.microsoft.com/office/word/2010/wordprocessingCanvas" xmlns:cx="http://schemas.microsoft.com/office/drawing/2014/chartex" xmlns:cx1="http://schemas.microsoft.com/office/drawing/2015/9/8/chartex" xmlns:cx2="http://schemas.microsoft.com/office/drawing/2015/10/21/chartex" xmlns:cx3="http://schemas.microsoft.com/office/drawing/2016/5/9/chartex" xmlns:cx4="http://schemas.microsoft.com/office/drawing/2016/5/10/chartex" xmlns:cx5="http://schemas.microsoft.com/office/drawing/2016/5/11/chartex" xmlns:cx6="http://schemas.microsoft.com/office/drawing/2016/5/12/chartex" xmlns:cx7="http://schemas.microsoft.com/office/drawing/2016/5/13/chartex" xmlns:cx8="http://schemas.microsoft.com/office/drawing/2016/5/14/chartex" xmlns:mc="http://schemas.openxmlformats.org/markup-compatibility/2006" xmlns:aink="http://schemas.microsoft.com/office/drawing/2016/ink" xmlns:am3d="http://schemas.microsoft.com/office/drawing/2017/model3d" xmlns:o="urn:schemas-microsoft-com:office:office" xmlns:oel="http://schemas.microsoft.com/office/2019/extlst" xmlns:r="http://schemas.openxmlformats.org/officeDocument/2006/relationships" xmlns:m="http://schemas.openxmlformats.org/officeDocument/2006/math" xmlns:v="urn:schemas-microsoft-com:vml" xmlns:wp14="http://schemas.microsoft.com/office/word/2010/wordprocessingDrawing" xmlns:wp="http://schemas.openxmlformats.org/drawingml/2006/wordprocessingDrawing" xmlns:w10="urn:schemas-microsoft-com:office:word" xmlns:w="http://schemas.openxmlformats.org/wordprocessingml/2006/main" xmlns:w14="http://schemas.microsoft.com/office/word/2010/wordml" xmlns:w15="http://schemas.microsoft.com/office/word/2012/wordml" xmlns:w16cex="http://schemas.microsoft.com/office/word/2018/wordml/cex" xmlns:w16cid="http://schemas.microsoft.com/office/word/2016/wordml/cid" xmlns:w16="http://schemas.microsoft.com/office/word/2018/wordml" xmlns:w16du="http://schemas.microsoft.com/office/word/2023/wordml/word16du" xmlns:w16sdtdh="http://schemas.microsoft.com/office/word/2020/wordml/sdtdatahash" xmlns:w16sdtfl="http://schemas.microsoft.com/office/word/2024/wordml/sdtformatlock" xmlns:w16se="http://schemas.microsoft.com/office/word/2015/wordml/symex" xmlns:wpg="http://schemas.microsoft.com/office/word/2010/wordprocessingGroup" xmlns:wpi="http://schemas.microsoft.com/office/word/2010/wordprocessingInk" xmlns:wne="http://schemas.microsoft.com/office/word/2006/wordml" xmlns:wps="http://schemas.microsoft.com/office/word/2010/wordprocessingShape" mc:Ignorable="w14 w15 w16se w16cid w16 w16cex w16sdtdh w16sdtfl w16du wp14">
   <w:abstractNum w:abstractNumId="0" w15:restartNumberingAfterBreak="0">
     <w:nsid w:val="FFFFFF7C"/>
     <w:multiLevelType w:val="singleLevel"/>
@@ -956,7 +960,7 @@
 </file>
 
 <file path=word/styles.xml><?xml version="1.0" encoding="utf-8"?>
-<w:styles xmlns:mc="http://schemas.openxmlformats.org/markup-compatibility/2006" xmlns:r="http://schemas.openxmlformats.org/officeDocument/2006/relationships" xmlns:w="http://schemas.openxmlformats.org/wordprocessingml/2006/main" xmlns:w14="http://schemas.microsoft.com/office/word/2010/wordml" xmlns:w15="http://schemas.microsoft.com/office/word/2012/wordml" xmlns:w16cex="http://schemas.microsoft.com/office/word/2018/wordml/cex" xmlns:w16cid="http://schemas.microsoft.com/office/word/2016/wordml/cid" xmlns:w16="http://schemas.microsoft.com/office/word/2018/wordml" xmlns:w16sdtdh="http://schemas.microsoft.com/office/word/2020/wordml/sdtdatahash" xmlns:w16se="http://schemas.microsoft.com/office/word/2015/wordml/symex" mc:Ignorable="w14 w15 w16se w16cid w16 w16cex w16sdtdh">
+<w:styles xmlns:mc="http://schemas.openxmlformats.org/markup-compatibility/2006" xmlns:r="http://schemas.openxmlformats.org/officeDocument/2006/relationships" xmlns:w="http://schemas.openxmlformats.org/wordprocessingml/2006/main" xmlns:w14="http://schemas.microsoft.com/office/word/2010/wordml" xmlns:w15="http://schemas.microsoft.com/office/word/2012/wordml" xmlns:w16cex="http://schemas.microsoft.com/office/word/2018/wordml/cex" xmlns:w16cid="http://schemas.microsoft.com/office/word/2016/wordml/cid" xmlns:w16="http://schemas.microsoft.com/office/word/2018/wordml" xmlns:w16du="http://schemas.microsoft.com/office/word/2023/wordml/word16du" xmlns:w16sdtdh="http://schemas.microsoft.com/office/word/2020/wordml/sdtdatahash" xmlns:w16sdtfl="http://schemas.microsoft.com/office/word/2024/wordml/sdtformatlock" xmlns:w16se="http://schemas.microsoft.com/office/word/2015/wordml/symex" mc:Ignorable="w14 w15 w16se w16cid w16 w16cex w16sdtdh w16sdtfl w16du">
   <w:docDefaults>
     <w:rPrDefault>
       <w:rPr>
@@ -1714,7 +1718,7 @@
     <w:link w:val="TitleChar"/>
     <w:uiPriority w:val="10"/>
     <w:qFormat/>
-    <w:rsid w:val="007106C8"/>
+    <w:rsid w:val="00E854FA"/>
     <w:pPr>
       <w:spacing w:after="300" w:line="240" w:lineRule="auto"/>
       <w:contextualSpacing/>
@@ -1724,7 +1728,7 @@
       <w:rFonts w:eastAsiaTheme="majorEastAsia" w:cstheme="majorBidi"/>
       <w:spacing w:val="5"/>
       <w:kern w:val="28"/>
-      <w:sz w:val="52"/>
+      <w:sz w:val="40"/>
       <w:szCs w:val="52"/>
       <w:lang w:val="sv-SE" w:eastAsia="en-US" w:bidi="ar-SA"/>
     </w:rPr>
@@ -1734,12 +1738,12 @@
     <w:basedOn w:val="DefaultParagraphFont"/>
     <w:link w:val="Title"/>
     <w:uiPriority w:val="10"/>
-    <w:rsid w:val="007106C8"/>
+    <w:rsid w:val="00E854FA"/>
     <w:rPr>
       <w:rFonts w:ascii="Times New Roman" w:eastAsiaTheme="majorEastAsia" w:hAnsi="Times New Roman" w:cstheme="majorBidi"/>
       <w:spacing w:val="5"/>
       <w:kern w:val="28"/>
-      <w:sz w:val="52"/>
+      <w:sz w:val="40"/>
       <w:szCs w:val="52"/>
       <w:lang w:val="sv-SE" w:eastAsia="en-US" w:bidi="ar-SA"/>
     </w:rPr>

--- a/klagomål/A 4421-2026 FSC-klagomål.docx
+++ b/klagomål/A 4421-2026 FSC-klagomål.docx
@@ -740,7 +740,7 @@
     <w:r>
       <w:tab/>
       <w:tab/>
-      <w:t>2026-06-18</w:t>
+      <w:t>2026-06-19</w:t>
       <w:br/>
       <w:br/>
     </w:r>

--- a/klagomål/A 4421-2026 FSC-klagomål.docx
+++ b/klagomål/A 4421-2026 FSC-klagomål.docx
@@ -740,7 +740,7 @@
     <w:r>
       <w:tab/>
       <w:tab/>
-      <w:t>2026-06-19</w:t>
+      <w:t>2026-06-20</w:t>
       <w:br/>
       <w:br/>
     </w:r>

--- a/klagomål/A 4421-2026 FSC-klagomål.docx
+++ b/klagomål/A 4421-2026 FSC-klagomål.docx
@@ -168,38 +168,7 @@
     </w:p>
     <w:p>
       <w:r>
-        <w:t>Detta dokument behandlar höga naturvärden i avverkningsanmälan A 4421-2026 i Gagnefs kommun som inkom 2026-01-23 och omfattar 8,3 ha.</w:t>
-      </w:r>
-    </w:p>
-    <w:p>
-      <w:r>
-        <w:t>Nedan presenteras fynd av naturvårdsarter som gjorts i det avverkningsanmälda området, samt relevanta utdrag ur standarderna för FSC, Chain of Custody, Controlled Wood och PEFC.</w:t>
-      </w:r>
-    </w:p>
-    <w:p>
-      <w:r>
-        <w:t>Vi förväntar oss att ni återkommer med ett skriftligt svar på vårt klagomål och även beskriver vilka korrigerande åtgärder ni satt in för att rätta till identifierade brister i er efterlevnad av den svenska FSC standarden.</w:t>
-      </w:r>
-    </w:p>
-    <w:p>
-      <w:pPr>
-        <w:pStyle w:val="Heading1"/>
-      </w:pPr>
-      <w:r>
-        <w:t>Naturvårdsarter</w:t>
-      </w:r>
-    </w:p>
-    <w:p>
-      <w:r>
-        <w:t>I avverkningsanmälan har följande 2 naturvårdsarter hittats: rosenticka (NT, T) och ullticka (NT, T). Av dessa är 2 rödlistade. För rödlistade arter har rödlistekategorin angivits inom parentes. Typiska arter inom Natura 2000 som är kopplade till skogsekosystem har markerats med (T).</w:t>
-      </w:r>
-    </w:p>
-    <w:p>
-      <w:r>
-        <w:t>De påträffade naturvårdsarterna är ett tydligt kvitto på att det rör sig om en skog med höga naturvärden.</w:t>
-      </w:r>
-      <w:r>
-        <w:t xml:space="preserve"> I Figur 1 visas fyndplatser för naturvårdsarter i området, som finns registrerade på Artportalen.</w:t>
+        <w:t>Detta klagomål behandlar höga naturvärden i avverkningsanmälan A 4421-2026 i Gagnefs kommun som inkom 2026-01-23 och omfattar 8,3 ha.</w:t>
       </w:r>
     </w:p>
     <w:p>
@@ -247,7 +216,35 @@
         <w:spacing w:after="240"/>
       </w:pPr>
       <w:r>
-        <w:t>Figur 1. Fyndplatser för naturvårdsarter i avverkningsanmälan (röd linje). Markörer utan svart kant är placerade på fyndplatsen. Markörer med svart kant är placerade vid sidan av fyndplatsen och har ett svart streck som visar fyndplatsens exakta position. Kartans mittpunktskoordinat är N 6713854, E 507892 i SWEREF 99 TM.</w:t>
+        <w:t>Figur 1. Fyndplatser för naturvårdsarter i avverkningsanmälan. Markörer utan svart kant är placerade på fyndplatsen. Markörer med svart kant är placerade vid sidan av fyndplatsen har ett svart streck som visar fyndplatsens exakta position. Kartans mittpunktskoordinat är N 6713854, E 507892 i SWEREF 99 TM.</w:t>
+      </w:r>
+    </w:p>
+    <w:p>
+      <w:r>
+        <w:t>I avverkningsanmälan finns fynd av 2 naturvårdsarter, varav 2 är rödlistade och 2 är typiska (T): rosenticka (NT, T) och ullticka (NT, T). Se Figur 1.</w:t>
+      </w:r>
+    </w:p>
+    <w:p>
+      <w:r>
+        <w:t>Nedan presenteras relevanta utdrag ur standarderna för FSC, Chain of Custody, Controlled Wood och PEFC.</w:t>
+      </w:r>
+    </w:p>
+    <w:p>
+      <w:r>
+        <w:t>Vi förväntar oss att ni återkommer med ett skriftligt svar på vårt klagomål och även beskriver vilka korrigerande åtgärder ni satt in för att rätta till identifierade brister i er efterlevnad av den svenska FSC standarden.</w:t>
+      </w:r>
+    </w:p>
+    <w:p>
+      <w:pPr>
+        <w:pStyle w:val="Heading1"/>
+      </w:pPr>
+      <w:r>
+        <w:t>Naturvårdsarter och fridlysta arter</w:t>
+      </w:r>
+    </w:p>
+    <w:p>
+      <w:r>
+        <w:t>Nedan följer beskrivningar av de naturvårdsarter och fridlysta arter som har sina livsmiljöer och växtplatser i den avverkningsanmälda skogen. De påträffade naturvårdsarterna är ett tydligt kvitto på att det rör sig om en skog med höga naturvärden.</w:t>
       </w:r>
     </w:p>
     <w:p>
@@ -740,7 +737,7 @@
     <w:r>
       <w:tab/>
       <w:tab/>
-      <w:t>2026-06-20</w:t>
+      <w:t>2026-06-21</w:t>
       <w:br/>
       <w:br/>
     </w:r>

--- a/klagomål/A 4421-2026 FSC-klagomål.docx
+++ b/klagomål/A 4421-2026 FSC-klagomål.docx
@@ -737,7 +737,7 @@
     <w:r>
       <w:tab/>
       <w:tab/>
-      <w:t>2026-06-21</w:t>
+      <w:t>2026-06-22</w:t>
       <w:br/>
       <w:br/>
     </w:r>

--- a/klagomål/A 4421-2026 FSC-klagomål.docx
+++ b/klagomål/A 4421-2026 FSC-klagomål.docx
@@ -737,7 +737,7 @@
     <w:r>
       <w:tab/>
       <w:tab/>
-      <w:t>2026-06-22</w:t>
+      <w:t>2026-06-23</w:t>
       <w:br/>
       <w:br/>
     </w:r>

--- a/klagomål/A 4421-2026 FSC-klagomål.docx
+++ b/klagomål/A 4421-2026 FSC-klagomål.docx
@@ -737,7 +737,7 @@
     <w:r>
       <w:tab/>
       <w:tab/>
-      <w:t>2026-06-23</w:t>
+      <w:t>2026-06-24</w:t>
       <w:br/>
       <w:br/>
     </w:r>

--- a/klagomål/A 4421-2026 FSC-klagomål.docx
+++ b/klagomål/A 4421-2026 FSC-klagomål.docx
@@ -737,7 +737,7 @@
     <w:r>
       <w:tab/>
       <w:tab/>
-      <w:t>2026-06-24</w:t>
+      <w:t>2026-06-25</w:t>
       <w:br/>
       <w:br/>
     </w:r>

--- a/klagomål/A 4421-2026 FSC-klagomål.docx
+++ b/klagomål/A 4421-2026 FSC-klagomål.docx
@@ -737,7 +737,7 @@
     <w:r>
       <w:tab/>
       <w:tab/>
-      <w:t>2026-06-25</w:t>
+      <w:t>2026-06-26</w:t>
       <w:br/>
       <w:br/>
     </w:r>

--- a/klagomål/A 4421-2026 FSC-klagomål.docx
+++ b/klagomål/A 4421-2026 FSC-klagomål.docx
@@ -737,7 +737,7 @@
     <w:r>
       <w:tab/>
       <w:tab/>
-      <w:t>2026-06-26</w:t>
+      <w:t>2026-06-27</w:t>
       <w:br/>
       <w:br/>
     </w:r>

--- a/klagomål/A 4421-2026 FSC-klagomål.docx
+++ b/klagomål/A 4421-2026 FSC-klagomål.docx
@@ -737,7 +737,7 @@
     <w:r>
       <w:tab/>
       <w:tab/>
-      <w:t>2026-06-27</w:t>
+      <w:t>2026-06-28</w:t>
       <w:br/>
       <w:br/>
     </w:r>

--- a/klagomål/A 4421-2026 FSC-klagomål.docx
+++ b/klagomål/A 4421-2026 FSC-klagomål.docx
@@ -737,7 +737,7 @@
     <w:r>
       <w:tab/>
       <w:tab/>
-      <w:t>2026-06-28</w:t>
+      <w:t>2026-06-29</w:t>
       <w:br/>
       <w:br/>
     </w:r>

--- a/klagomål/A 4421-2026 FSC-klagomål.docx
+++ b/klagomål/A 4421-2026 FSC-klagomål.docx
@@ -737,7 +737,7 @@
     <w:r>
       <w:tab/>
       <w:tab/>
-      <w:t>2026-06-29</w:t>
+      <w:t>2026-06-30</w:t>
       <w:br/>
       <w:br/>
     </w:r>

--- a/klagomål/A 4421-2026 FSC-klagomål.docx
+++ b/klagomål/A 4421-2026 FSC-klagomål.docx
@@ -737,7 +737,7 @@
     <w:r>
       <w:tab/>
       <w:tab/>
-      <w:t>2026-06-30</w:t>
+      <w:t>2026-07-01</w:t>
       <w:br/>
       <w:br/>
     </w:r>

--- a/klagomål/A 4421-2026 FSC-klagomål.docx
+++ b/klagomål/A 4421-2026 FSC-klagomål.docx
@@ -737,7 +737,7 @@
     <w:r>
       <w:tab/>
       <w:tab/>
-      <w:t>2026-07-01</w:t>
+      <w:t>2026-07-02</w:t>
       <w:br/>
       <w:br/>
     </w:r>

--- a/klagomål/A 4421-2026 FSC-klagomål.docx
+++ b/klagomål/A 4421-2026 FSC-klagomål.docx
@@ -737,7 +737,7 @@
     <w:r>
       <w:tab/>
       <w:tab/>
-      <w:t>2026-07-13</w:t>
+      <w:t>2026-07-14</w:t>
       <w:br/>
       <w:br/>
     </w:r>

--- a/klagomål/A 4421-2026 FSC-klagomål.docx
+++ b/klagomål/A 4421-2026 FSC-klagomål.docx
@@ -737,7 +737,7 @@
     <w:r>
       <w:tab/>
       <w:tab/>
-      <w:t>2026-07-14</w:t>
+      <w:t>2026-07-15</w:t>
       <w:br/>
       <w:br/>
     </w:r>

--- a/klagomål/A 4421-2026 FSC-klagomål.docx
+++ b/klagomål/A 4421-2026 FSC-klagomål.docx
@@ -737,7 +737,7 @@
     <w:r>
       <w:tab/>
       <w:tab/>
-      <w:t>2026-07-15</w:t>
+      <w:t>2026-07-16</w:t>
       <w:br/>
       <w:br/>
     </w:r>

--- a/klagomål/A 4421-2026 FSC-klagomål.docx
+++ b/klagomål/A 4421-2026 FSC-klagomål.docx
@@ -737,7 +737,7 @@
     <w:r>
       <w:tab/>
       <w:tab/>
-      <w:t>2026-07-16</w:t>
+      <w:t>2026-07-17</w:t>
       <w:br/>
       <w:br/>
     </w:r>

--- a/klagomål/A 4421-2026 FSC-klagomål.docx
+++ b/klagomål/A 4421-2026 FSC-klagomål.docx
@@ -737,7 +737,7 @@
     <w:r>
       <w:tab/>
       <w:tab/>
-      <w:t>2026-07-17</w:t>
+      <w:t>2026-07-18</w:t>
       <w:br/>
       <w:br/>
     </w:r>

--- a/klagomål/A 4421-2026 FSC-klagomål.docx
+++ b/klagomål/A 4421-2026 FSC-klagomål.docx
@@ -737,7 +737,7 @@
     <w:r>
       <w:tab/>
       <w:tab/>
-      <w:t>2026-07-18</w:t>
+      <w:t>2026-07-19</w:t>
       <w:br/>
       <w:br/>
     </w:r>

--- a/klagomål/A 4421-2026 FSC-klagomål.docx
+++ b/klagomål/A 4421-2026 FSC-klagomål.docx
@@ -737,7 +737,7 @@
     <w:r>
       <w:tab/>
       <w:tab/>
-      <w:t>2026-07-19</w:t>
+      <w:t>2026-07-20</w:t>
       <w:br/>
       <w:br/>
     </w:r>

--- a/klagomål/A 4421-2026 FSC-klagomål.docx
+++ b/klagomål/A 4421-2026 FSC-klagomål.docx
@@ -737,7 +737,7 @@
     <w:r>
       <w:tab/>
       <w:tab/>
-      <w:t>2026-07-20</w:t>
+      <w:t>2026-07-21</w:t>
       <w:br/>
       <w:br/>
     </w:r>

--- a/klagomål/A 4421-2026 FSC-klagomål.docx
+++ b/klagomål/A 4421-2026 FSC-klagomål.docx
@@ -737,7 +737,7 @@
     <w:r>
       <w:tab/>
       <w:tab/>
-      <w:t>2026-07-21</w:t>
+      <w:t>2026-07-22</w:t>
       <w:br/>
       <w:br/>
     </w:r>

--- a/klagomål/A 4421-2026 FSC-klagomål.docx
+++ b/klagomål/A 4421-2026 FSC-klagomål.docx
@@ -737,7 +737,7 @@
     <w:r>
       <w:tab/>
       <w:tab/>
-      <w:t>2026-07-22</w:t>
+      <w:t>2026-07-23</w:t>
       <w:br/>
       <w:br/>
     </w:r>

--- a/klagomål/A 4421-2026 FSC-klagomål.docx
+++ b/klagomål/A 4421-2026 FSC-klagomål.docx
@@ -737,7 +737,7 @@
     <w:r>
       <w:tab/>
       <w:tab/>
-      <w:t>2026-07-23</w:t>
+      <w:t>2026-07-24</w:t>
       <w:br/>
       <w:br/>
     </w:r>

--- a/klagomål/A 4421-2026 FSC-klagomål.docx
+++ b/klagomål/A 4421-2026 FSC-klagomål.docx
@@ -737,7 +737,7 @@
     <w:r>
       <w:tab/>
       <w:tab/>
-      <w:t>2026-07-24</w:t>
+      <w:t>2026-07-25</w:t>
       <w:br/>
       <w:br/>
     </w:r>

--- a/klagomål/A 4421-2026 FSC-klagomål.docx
+++ b/klagomål/A 4421-2026 FSC-klagomål.docx
@@ -737,7 +737,7 @@
     <w:r>
       <w:tab/>
       <w:tab/>
-      <w:t>2026-07-25</w:t>
+      <w:t>2026-07-26</w:t>
       <w:br/>
       <w:br/>
     </w:r>

--- a/klagomål/A 4421-2026 FSC-klagomål.docx
+++ b/klagomål/A 4421-2026 FSC-klagomål.docx
@@ -737,7 +737,7 @@
     <w:r>
       <w:tab/>
       <w:tab/>
-      <w:t>2026-07-26</w:t>
+      <w:t>2026-07-27</w:t>
       <w:br/>
       <w:br/>
     </w:r>

--- a/klagomål/A 4421-2026 FSC-klagomål.docx
+++ b/klagomål/A 4421-2026 FSC-klagomål.docx
@@ -737,7 +737,7 @@
     <w:r>
       <w:tab/>
       <w:tab/>
-      <w:t>2026-07-27</w:t>
+      <w:t>2026-07-28</w:t>
       <w:br/>
       <w:br/>
     </w:r>

--- a/klagomål/A 4421-2026 FSC-klagomål.docx
+++ b/klagomål/A 4421-2026 FSC-klagomål.docx
@@ -737,7 +737,7 @@
     <w:r>
       <w:tab/>
       <w:tab/>
-      <w:t>2026-07-28</w:t>
+      <w:t>2026-07-29</w:t>
       <w:br/>
       <w:br/>
     </w:r>

--- a/klagomål/A 4421-2026 FSC-klagomål.docx
+++ b/klagomål/A 4421-2026 FSC-klagomål.docx
@@ -737,7 +737,7 @@
     <w:r>
       <w:tab/>
       <w:tab/>
-      <w:t>2026-07-29</w:t>
+      <w:t>2026-07-30</w:t>
       <w:br/>
       <w:br/>
     </w:r>

--- a/klagomål/A 4421-2026 FSC-klagomål.docx
+++ b/klagomål/A 4421-2026 FSC-klagomål.docx
@@ -737,7 +737,7 @@
     <w:r>
       <w:tab/>
       <w:tab/>
-      <w:t>2026-07-30</w:t>
+      <w:t>2026-07-31</w:t>
       <w:br/>
       <w:br/>
     </w:r>

--- a/klagomål/A 4421-2026 FSC-klagomål.docx
+++ b/klagomål/A 4421-2026 FSC-klagomål.docx
@@ -737,7 +737,7 @@
     <w:r>
       <w:tab/>
       <w:tab/>
-      <w:t>2026-07-31</w:t>
+      <w:t>2026-08-01</w:t>
       <w:br/>
       <w:br/>
     </w:r>

--- a/klagomål/A 4421-2026 FSC-klagomål.docx
+++ b/klagomål/A 4421-2026 FSC-klagomål.docx
@@ -737,7 +737,7 @@
     <w:r>
       <w:tab/>
       <w:tab/>
-      <w:t>2026-08-01</w:t>
+      <w:t>2026-08-02</w:t>
       <w:br/>
       <w:br/>
     </w:r>

--- a/klagomål/A 4421-2026 FSC-klagomål.docx
+++ b/klagomål/A 4421-2026 FSC-klagomål.docx
@@ -737,7 +737,7 @@
     <w:r>
       <w:tab/>
       <w:tab/>
-      <w:t>2026-08-02</w:t>
+      <w:t>2026-08-03</w:t>
       <w:br/>
       <w:br/>
     </w:r>

--- a/klagomål/A 4421-2026 FSC-klagomål.docx
+++ b/klagomål/A 4421-2026 FSC-klagomål.docx
@@ -737,7 +737,7 @@
     <w:r>
       <w:tab/>
       <w:tab/>
-      <w:t>2026-08-03</w:t>
+      <w:t>2026-08-05</w:t>
       <w:br/>
       <w:br/>
     </w:r>

--- a/klagomål/A 4421-2026 FSC-klagomål.docx
+++ b/klagomål/A 4421-2026 FSC-klagomål.docx
@@ -737,7 +737,7 @@
     <w:r>
       <w:tab/>
       <w:tab/>
-      <w:t>2026-08-05</w:t>
+      <w:t>2026-08-07</w:t>
       <w:br/>
       <w:br/>
     </w:r>

--- a/klagomål/A 4421-2026 FSC-klagomål.docx
+++ b/klagomål/A 4421-2026 FSC-klagomål.docx
@@ -737,7 +737,7 @@
     <w:r>
       <w:tab/>
       <w:tab/>
-      <w:t>2026-08-07</w:t>
+      <w:t>2026-08-08</w:t>
       <w:br/>
       <w:br/>
     </w:r>

--- a/klagomål/A 4421-2026 FSC-klagomål.docx
+++ b/klagomål/A 4421-2026 FSC-klagomål.docx
@@ -216,7 +216,7 @@
         <w:spacing w:after="240"/>
       </w:pPr>
       <w:r>
-        <w:t>Figur 1. Fyndplatser för naturvårdsarter i avverkningsanmälan. Markörer utan svart kant är placerade på fyndplatsen. Markörer med svart kant är placerade vid sidan av fyndplatsen har ett svart streck som visar fyndplatsens exakta position. Kartans mittpunktskoordinat är N 6713854, E 507892 i SWEREF 99 TM.</w:t>
+        <w:t>Figur 1. Fyndplatser för naturvårdsarter i avverkningsanmälan. Markörer utan svart kant är placerade på fyndplatsen. Markörer med svart kant är placerade vid sidan av fyndplatsen och har ett svart streck som visar fyndplatsens exakta position. Kartans mittpunktskoordinat är N 6713854, E 507892 i SWEREF 99 TM.</w:t>
       </w:r>
     </w:p>
     <w:p>
@@ -737,7 +737,7 @@
     <w:r>
       <w:tab/>
       <w:tab/>
-      <w:t>2026-08-14</w:t>
+      <w:t>2026-08-15</w:t>
       <w:br/>
       <w:br/>
     </w:r>

--- a/klagomål/A 4421-2026 FSC-klagomål.docx
+++ b/klagomål/A 4421-2026 FSC-klagomål.docx
@@ -737,7 +737,7 @@
     <w:r>
       <w:tab/>
       <w:tab/>
-      <w:t>2026-08-15</w:t>
+      <w:t>2026-08-16</w:t>
       <w:br/>
       <w:br/>
     </w:r>

--- a/klagomål/A 4421-2026 FSC-klagomål.docx
+++ b/klagomål/A 4421-2026 FSC-klagomål.docx
@@ -737,7 +737,7 @@
     <w:r>
       <w:tab/>
       <w:tab/>
-      <w:t>2026-08-16</w:t>
+      <w:t>2026-08-17</w:t>
       <w:br/>
       <w:br/>
     </w:r>

--- a/klagomål/A 4421-2026 FSC-klagomål.docx
+++ b/klagomål/A 4421-2026 FSC-klagomål.docx
@@ -737,7 +737,7 @@
     <w:r>
       <w:tab/>
       <w:tab/>
-      <w:t>2026-08-17</w:t>
+      <w:t>2026-08-18</w:t>
       <w:br/>
       <w:br/>
     </w:r>

--- a/klagomål/A 4421-2026 FSC-klagomål.docx
+++ b/klagomål/A 4421-2026 FSC-klagomål.docx
@@ -737,7 +737,7 @@
     <w:r>
       <w:tab/>
       <w:tab/>
-      <w:t>2026-08-18</w:t>
+      <w:t>2026-08-19</w:t>
       <w:br/>
       <w:br/>
     </w:r>

--- a/klagomål/A 4421-2026 FSC-klagomål.docx
+++ b/klagomål/A 4421-2026 FSC-klagomål.docx
@@ -737,7 +737,7 @@
     <w:r>
       <w:tab/>
       <w:tab/>
-      <w:t>2026-08-19</w:t>
+      <w:t>2026-08-20</w:t>
       <w:br/>
       <w:br/>
     </w:r>

--- a/klagomål/A 4421-2026 FSC-klagomål.docx
+++ b/klagomål/A 4421-2026 FSC-klagomål.docx
@@ -737,7 +737,7 @@
     <w:r>
       <w:tab/>
       <w:tab/>
-      <w:t>2026-08-20</w:t>
+      <w:t>2026-08-21</w:t>
       <w:br/>
       <w:br/>
     </w:r>

--- a/klagomål/A 4421-2026 FSC-klagomål.docx
+++ b/klagomål/A 4421-2026 FSC-klagomål.docx
@@ -737,7 +737,7 @@
     <w:r>
       <w:tab/>
       <w:tab/>
-      <w:t>2026-08-21</w:t>
+      <w:t>2026-08-22</w:t>
       <w:br/>
       <w:br/>
     </w:r>

--- a/klagomål/A 4421-2026 FSC-klagomål.docx
+++ b/klagomål/A 4421-2026 FSC-klagomål.docx
@@ -737,7 +737,7 @@
     <w:r>
       <w:tab/>
       <w:tab/>
-      <w:t>2026-08-22</w:t>
+      <w:t>2026-08-23</w:t>
       <w:br/>
       <w:br/>
     </w:r>

--- a/klagomål/A 4421-2026 FSC-klagomål.docx
+++ b/klagomål/A 4421-2026 FSC-klagomål.docx
@@ -737,7 +737,7 @@
     <w:r>
       <w:tab/>
       <w:tab/>
-      <w:t>2026-08-23</w:t>
+      <w:t>2026-08-24</w:t>
       <w:br/>
       <w:br/>
     </w:r>

--- a/klagomål/A 4421-2026 FSC-klagomål.docx
+++ b/klagomål/A 4421-2026 FSC-klagomål.docx
@@ -737,7 +737,7 @@
     <w:r>
       <w:tab/>
       <w:tab/>
-      <w:t>2026-08-24</w:t>
+      <w:t>2026-08-25</w:t>
       <w:br/>
       <w:br/>
     </w:r>

--- a/klagomål/A 4421-2026 FSC-klagomål.docx
+++ b/klagomål/A 4421-2026 FSC-klagomål.docx
@@ -737,7 +737,7 @@
     <w:r>
       <w:tab/>
       <w:tab/>
-      <w:t>2026-08-25</w:t>
+      <w:t>2026-08-26</w:t>
       <w:br/>
       <w:br/>
     </w:r>

--- a/klagomål/A 4421-2026 FSC-klagomål.docx
+++ b/klagomål/A 4421-2026 FSC-klagomål.docx
@@ -737,7 +737,7 @@
     <w:r>
       <w:tab/>
       <w:tab/>
-      <w:t>2026-08-26</w:t>
+      <w:t>2026-08-27</w:t>
       <w:br/>
       <w:br/>
     </w:r>

--- a/klagomål/A 4421-2026 FSC-klagomål.docx
+++ b/klagomål/A 4421-2026 FSC-klagomål.docx
@@ -737,7 +737,7 @@
     <w:r>
       <w:tab/>
       <w:tab/>
-      <w:t>2026-08-27</w:t>
+      <w:t>2026-08-28</w:t>
       <w:br/>
       <w:br/>
     </w:r>

--- a/klagomål/A 4421-2026 FSC-klagomål.docx
+++ b/klagomål/A 4421-2026 FSC-klagomål.docx
@@ -737,7 +737,7 @@
     <w:r>
       <w:tab/>
       <w:tab/>
-      <w:t>2026-08-28</w:t>
+      <w:t>2026-08-29</w:t>
       <w:br/>
       <w:br/>
     </w:r>

--- a/klagomål/A 4421-2026 FSC-klagomål.docx
+++ b/klagomål/A 4421-2026 FSC-klagomål.docx
@@ -737,7 +737,7 @@
     <w:r>
       <w:tab/>
       <w:tab/>
-      <w:t>2026-08-29</w:t>
+      <w:t>2026-08-31</w:t>
       <w:br/>
       <w:br/>
     </w:r>

--- a/klagomål/A 4421-2026 FSC-klagomål.docx
+++ b/klagomål/A 4421-2026 FSC-klagomål.docx
@@ -737,7 +737,7 @@
     <w:r>
       <w:tab/>
       <w:tab/>
-      <w:t>2026-08-31</w:t>
+      <w:t>2026-09-01</w:t>
       <w:br/>
       <w:br/>
     </w:r>

--- a/klagomål/A 4421-2026 FSC-klagomål.docx
+++ b/klagomål/A 4421-2026 FSC-klagomål.docx
@@ -737,7 +737,7 @@
     <w:r>
       <w:tab/>
       <w:tab/>
-      <w:t>2026-09-01</w:t>
+      <w:t>2026-09-02</w:t>
       <w:br/>
       <w:br/>
     </w:r>

--- a/klagomål/A 4421-2026 FSC-klagomål.docx
+++ b/klagomål/A 4421-2026 FSC-klagomål.docx
@@ -737,7 +737,7 @@
     <w:r>
       <w:tab/>
       <w:tab/>
-      <w:t>2026-09-02</w:t>
+      <w:t>2026-09-03</w:t>
       <w:br/>
       <w:br/>
     </w:r>

--- a/klagomål/A 4421-2026 FSC-klagomål.docx
+++ b/klagomål/A 4421-2026 FSC-klagomål.docx
@@ -737,7 +737,7 @@
     <w:r>
       <w:tab/>
       <w:tab/>
-      <w:t>2026-09-03</w:t>
+      <w:t>2026-09-04</w:t>
       <w:br/>
       <w:br/>
     </w:r>

--- a/klagomål/A 4421-2026 FSC-klagomål.docx
+++ b/klagomål/A 4421-2026 FSC-klagomål.docx
@@ -737,7 +737,7 @@
     <w:r>
       <w:tab/>
       <w:tab/>
-      <w:t>2026-09-04</w:t>
+      <w:t>2026-09-05</w:t>
       <w:br/>
       <w:br/>
     </w:r>
